--- a/00_governanca/O que temos no C.docx
+++ b/00_governanca/O que temos no C.docx
@@ -38,6 +38,11 @@
     </w:p>
     <w:p>
       <w:r>
+        <w:t>C:\Users\ailto\Atlas-Social-de-Hortolandia\dados\cadunico\01_bruto\2025_12</w:t>
+      </w:r>
+    </w:p>
+    <w:p>
+      <w:r>
         <w:t>C:\Users\ailto\Atlas-Social-de-Hortolandia\dados\cadunico\02_limpo</w:t>
       </w:r>
     </w:p>
@@ -55,6 +60,9 @@
     </w:p>
     <w:p>
       <w:r>
+        <w:rPr>
+          <w:noProof/>
+        </w:rPr>
         <w:drawing>
           <wp:inline distT="0" distB="0" distL="0" distR="0" wp14:anchorId="690D3129" wp14:editId="60948C7A">
             <wp:extent cx="5400040" cy="3993515"/>
@@ -71,7 +79,7 @@
                     <pic:cNvPicPr/>
                   </pic:nvPicPr>
                   <pic:blipFill>
-                    <a:blip r:embed="rId4"/>
+                    <a:blip r:embed="rId5"/>
                     <a:stretch>
                       <a:fillRect/>
                     </a:stretch>
@@ -103,6 +111,7 @@
         <w:rPr>
           <w:b/>
           <w:bCs/>
+          <w:noProof/>
         </w:rPr>
         <w:lastRenderedPageBreak/>
         <w:drawing>
@@ -121,7 +130,7 @@
                     <pic:cNvPicPr/>
                   </pic:nvPicPr>
                   <pic:blipFill>
-                    <a:blip r:embed="rId5"/>
+                    <a:blip r:embed="rId6"/>
                     <a:stretch>
                       <a:fillRect/>
                     </a:stretch>
@@ -184,7 +193,7 @@
           <w:bCs/>
         </w:rPr>
       </w:pPr>
-      <w:hyperlink r:id="rId6" w:history="1">
+      <w:hyperlink r:id="rId7" w:history="1">
         <w:r>
           <w:rPr>
             <w:rStyle w:val="Hyperlink"/>
@@ -202,7 +211,7 @@
           <w:bCs/>
         </w:rPr>
       </w:pPr>
-      <w:hyperlink r:id="rId7" w:history="1">
+      <w:hyperlink r:id="rId8" w:history="1">
         <w:r>
           <w:rPr>
             <w:rStyle w:val="Hyperlink"/>
@@ -224,6 +233,7 @@
         <w:rPr>
           <w:b/>
           <w:bCs/>
+          <w:noProof/>
         </w:rPr>
         <w:drawing>
           <wp:inline distT="0" distB="0" distL="0" distR="0" wp14:anchorId="2C65C6D9" wp14:editId="5A4A67F5">
@@ -241,7 +251,7 @@
                     <pic:cNvPicPr/>
                   </pic:nvPicPr>
                   <pic:blipFill>
-                    <a:blip r:embed="rId8"/>
+                    <a:blip r:embed="rId9"/>
                     <a:stretch>
                       <a:fillRect/>
                     </a:stretch>
@@ -269,7 +279,7 @@
           <w:bCs/>
         </w:rPr>
       </w:pPr>
-      <w:hyperlink r:id="rId9" w:history="1">
+      <w:hyperlink r:id="rId10" w:history="1">
         <w:r>
           <w:rPr>
             <w:rStyle w:val="Hyperlink"/>
@@ -291,6 +301,7 @@
         <w:rPr>
           <w:b/>
           <w:bCs/>
+          <w:noProof/>
         </w:rPr>
         <w:lastRenderedPageBreak/>
         <w:drawing>
@@ -309,7 +320,7 @@
                     <pic:cNvPicPr/>
                   </pic:nvPicPr>
                   <pic:blipFill>
-                    <a:blip r:embed="rId10"/>
+                    <a:blip r:embed="rId11"/>
                     <a:stretch>
                       <a:fillRect/>
                     </a:stretch>
@@ -345,7 +356,7 @@
           <w:bCs/>
         </w:rPr>
       </w:pPr>
-      <w:hyperlink r:id="rId11" w:history="1">
+      <w:hyperlink r:id="rId12" w:history="1">
         <w:r>
           <w:rPr>
             <w:rStyle w:val="Hyperlink"/>
@@ -367,6 +378,7 @@
         <w:rPr>
           <w:b/>
           <w:bCs/>
+          <w:noProof/>
         </w:rPr>
         <w:drawing>
           <wp:inline distT="0" distB="0" distL="0" distR="0" wp14:anchorId="421E8F94" wp14:editId="0C7B5831">
@@ -384,7 +396,7 @@
                     <pic:cNvPicPr/>
                   </pic:nvPicPr>
                   <pic:blipFill>
-                    <a:blip r:embed="rId12"/>
+                    <a:blip r:embed="rId13"/>
                     <a:stretch>
                       <a:fillRect/>
                     </a:stretch>
@@ -424,6 +436,7 @@
         <w:rPr>
           <w:b/>
           <w:bCs/>
+          <w:noProof/>
         </w:rPr>
         <w:lastRenderedPageBreak/>
         <w:drawing>
@@ -442,7 +455,7 @@
                     <pic:cNvPicPr/>
                   </pic:nvPicPr>
                   <pic:blipFill>
-                    <a:blip r:embed="rId13"/>
+                    <a:blip r:embed="rId14"/>
                     <a:stretch>
                       <a:fillRect/>
                     </a:stretch>
@@ -470,6 +483,3340 @@
           <w:bCs/>
         </w:rPr>
       </w:pPr>
+      <w:r>
+        <w:rPr>
+          <w:b/>
+          <w:bCs/>
+        </w:rPr>
+        <w:t>Metodologia — IVS-H (Índice de Vulnerabilidade Social de Hortolândia)</w:t>
+      </w:r>
+    </w:p>
+    <w:p>
+      <w:pPr>
+        <w:rPr>
+          <w:b/>
+          <w:bCs/>
+        </w:rPr>
+      </w:pPr>
+      <w:r>
+        <w:rPr>
+          <w:rFonts w:ascii="Segoe UI Emoji" w:hAnsi="Segoe UI Emoji" w:cs="Segoe UI Emoji"/>
+          <w:b/>
+          <w:bCs/>
+        </w:rPr>
+        <w:t>🎯</w:t>
+      </w:r>
+      <w:r>
+        <w:rPr>
+          <w:b/>
+          <w:bCs/>
+        </w:rPr>
+        <w:t xml:space="preserve"> Objetivo</w:t>
+      </w:r>
+    </w:p>
+    <w:p>
+      <w:pPr>
+        <w:rPr>
+          <w:b/>
+          <w:bCs/>
+        </w:rPr>
+      </w:pPr>
+      <w:r>
+        <w:rPr>
+          <w:b/>
+          <w:bCs/>
+        </w:rPr>
+        <w:t>Construir o Índice de Vulnerabilidade Social de Hortolândia (IVS-H), com base na metodologia do IPEA, adaptada à realidade local, utilizando dados disponíveis no município e fontes complementares.</w:t>
+      </w:r>
+    </w:p>
+    <w:p>
+      <w:pPr>
+        <w:rPr>
+          <w:b/>
+          <w:bCs/>
+        </w:rPr>
+      </w:pPr>
+      <w:r>
+        <w:rPr>
+          <w:b/>
+          <w:bCs/>
+        </w:rPr>
+        <w:pict w14:anchorId="7B3579C5">
+          <v:rect id="_x0000_i1115" style="width:0;height:3pt" o:hralign="center" o:hrstd="t" o:hr="t" fillcolor="#a0a0a0" stroked="f"/>
+        </w:pict>
+      </w:r>
+    </w:p>
+    <w:p>
+      <w:pPr>
+        <w:rPr>
+          <w:b/>
+          <w:bCs/>
+        </w:rPr>
+      </w:pPr>
+      <w:r>
+        <w:rPr>
+          <w:rFonts w:ascii="Segoe UI Emoji" w:hAnsi="Segoe UI Emoji" w:cs="Segoe UI Emoji"/>
+          <w:b/>
+          <w:bCs/>
+        </w:rPr>
+        <w:t>🧠</w:t>
+      </w:r>
+      <w:r>
+        <w:rPr>
+          <w:b/>
+          <w:bCs/>
+        </w:rPr>
+        <w:t xml:space="preserve"> Fundamentação teórica</w:t>
+      </w:r>
+    </w:p>
+    <w:p>
+      <w:pPr>
+        <w:rPr>
+          <w:b/>
+          <w:bCs/>
+        </w:rPr>
+      </w:pPr>
+      <w:r>
+        <w:rPr>
+          <w:b/>
+          <w:bCs/>
+        </w:rPr>
+        <w:t>O IVS-H tem como referência o:</w:t>
+      </w:r>
+    </w:p>
+    <w:p>
+      <w:pPr>
+        <w:numPr>
+          <w:ilvl w:val="0"/>
+          <w:numId w:val="1"/>
+        </w:numPr>
+        <w:rPr>
+          <w:b/>
+          <w:bCs/>
+        </w:rPr>
+      </w:pPr>
+      <w:r>
+        <w:rPr>
+          <w:b/>
+          <w:bCs/>
+        </w:rPr>
+        <w:t>COSTA, M. A.; MARGUTI, B. O. </w:t>
+      </w:r>
+      <w:r>
+        <w:rPr>
+          <w:b/>
+          <w:bCs/>
+          <w:i/>
+          <w:iCs/>
+        </w:rPr>
+        <w:t>Atlas da Vulnerabilidade Social nos Municípios Brasileiros</w:t>
+      </w:r>
+      <w:r>
+        <w:rPr>
+          <w:b/>
+          <w:bCs/>
+        </w:rPr>
+        <w:t>. IPEA, 2015.</w:t>
+      </w:r>
+    </w:p>
+    <w:p>
+      <w:pPr>
+        <w:rPr>
+          <w:b/>
+          <w:bCs/>
+        </w:rPr>
+      </w:pPr>
+      <w:r>
+        <w:rPr>
+          <w:b/>
+          <w:bCs/>
+        </w:rPr>
+        <w:t>O modelo original do IPEA:</w:t>
+      </w:r>
+    </w:p>
+    <w:p>
+      <w:pPr>
+        <w:numPr>
+          <w:ilvl w:val="0"/>
+          <w:numId w:val="2"/>
+        </w:numPr>
+        <w:rPr>
+          <w:b/>
+          <w:bCs/>
+        </w:rPr>
+      </w:pPr>
+      <w:r>
+        <w:rPr>
+          <w:b/>
+          <w:bCs/>
+        </w:rPr>
+        <w:t>utiliza 16 variáveis</w:t>
+      </w:r>
+    </w:p>
+    <w:p>
+      <w:pPr>
+        <w:numPr>
+          <w:ilvl w:val="0"/>
+          <w:numId w:val="2"/>
+        </w:numPr>
+        <w:rPr>
+          <w:b/>
+          <w:bCs/>
+        </w:rPr>
+      </w:pPr>
+      <w:r>
+        <w:rPr>
+          <w:b/>
+          <w:bCs/>
+        </w:rPr>
+        <w:t>organizadas em 3 dimensões</w:t>
+      </w:r>
+    </w:p>
+    <w:p>
+      <w:pPr>
+        <w:numPr>
+          <w:ilvl w:val="0"/>
+          <w:numId w:val="2"/>
+        </w:numPr>
+        <w:rPr>
+          <w:b/>
+          <w:bCs/>
+        </w:rPr>
+      </w:pPr>
+      <w:r>
+        <w:rPr>
+          <w:b/>
+          <w:bCs/>
+        </w:rPr>
+        <w:t>com objetivo de medir restrições ao bem-estar e à capacidade de escolha dos indivíduos</w:t>
+      </w:r>
+    </w:p>
+    <w:p>
+      <w:pPr>
+        <w:rPr>
+          <w:b/>
+          <w:bCs/>
+        </w:rPr>
+      </w:pPr>
+      <w:r>
+        <w:rPr>
+          <w:b/>
+          <w:bCs/>
+        </w:rPr>
+        <w:pict w14:anchorId="4D8D6587">
+          <v:rect id="_x0000_i1116" style="width:0;height:3pt" o:hralign="center" o:hrstd="t" o:hr="t" fillcolor="#a0a0a0" stroked="f"/>
+        </w:pict>
+      </w:r>
+    </w:p>
+    <w:p>
+      <w:pPr>
+        <w:rPr>
+          <w:b/>
+          <w:bCs/>
+        </w:rPr>
+      </w:pPr>
+      <w:r>
+        <w:rPr>
+          <w:rFonts w:ascii="Segoe UI Emoji" w:hAnsi="Segoe UI Emoji" w:cs="Segoe UI Emoji"/>
+          <w:b/>
+          <w:bCs/>
+        </w:rPr>
+        <w:t>🧱</w:t>
+      </w:r>
+      <w:r>
+        <w:rPr>
+          <w:b/>
+          <w:bCs/>
+        </w:rPr>
+        <w:t xml:space="preserve"> Estrutura do índice</w:t>
+      </w:r>
+    </w:p>
+    <w:p>
+      <w:pPr>
+        <w:rPr>
+          <w:b/>
+          <w:bCs/>
+        </w:rPr>
+      </w:pPr>
+      <w:r>
+        <w:rPr>
+          <w:b/>
+          <w:bCs/>
+        </w:rPr>
+        <w:t>O IVS-H preserva a estrutura conceitual do IPEA:</w:t>
+      </w:r>
+    </w:p>
+    <w:p>
+      <w:pPr>
+        <w:rPr>
+          <w:b/>
+          <w:bCs/>
+        </w:rPr>
+      </w:pPr>
+      <w:r>
+        <w:rPr>
+          <w:b/>
+          <w:bCs/>
+        </w:rPr>
+        <w:lastRenderedPageBreak/>
+        <w:t>Dimensões</w:t>
+      </w:r>
+    </w:p>
+    <w:tbl>
+      <w:tblPr>
+        <w:tblW w:w="0" w:type="auto"/>
+        <w:tblCellMar>
+          <w:top w:w="15" w:type="dxa"/>
+          <w:left w:w="15" w:type="dxa"/>
+          <w:bottom w:w="15" w:type="dxa"/>
+          <w:right w:w="15" w:type="dxa"/>
+        </w:tblCellMar>
+        <w:tblLook w:val="04A0" w:firstRow="1" w:lastRow="0" w:firstColumn="1" w:lastColumn="0" w:noHBand="0" w:noVBand="1"/>
+      </w:tblPr>
+      <w:tblGrid>
+        <w:gridCol w:w="2724"/>
+        <w:gridCol w:w="3591"/>
+      </w:tblGrid>
+      <w:tr>
+        <w:trPr>
+          <w:tblHeader/>
+        </w:trPr>
+        <w:tc>
+          <w:tcPr>
+            <w:tcW w:w="0" w:type="auto"/>
+            <w:tcBorders>
+              <w:top w:val="single" w:sz="4" w:space="0" w:color="3D444D"/>
+              <w:left w:val="single" w:sz="4" w:space="0" w:color="3D444D"/>
+              <w:bottom w:val="single" w:sz="4" w:space="0" w:color="3D444D"/>
+              <w:right w:val="single" w:sz="4" w:space="0" w:color="3D444D"/>
+            </w:tcBorders>
+            <w:shd w:val="clear" w:color="auto" w:fill="0D1117"/>
+            <w:tcMar>
+              <w:top w:w="90" w:type="dxa"/>
+              <w:left w:w="195" w:type="dxa"/>
+              <w:bottom w:w="90" w:type="dxa"/>
+              <w:right w:w="195" w:type="dxa"/>
+            </w:tcMar>
+            <w:vAlign w:val="center"/>
+            <w:hideMark/>
+          </w:tcPr>
+          <w:p>
+            <w:pPr>
+              <w:rPr>
+                <w:b/>
+                <w:bCs/>
+              </w:rPr>
+            </w:pPr>
+            <w:r>
+              <w:rPr>
+                <w:b/>
+                <w:bCs/>
+              </w:rPr>
+              <w:t>Dimensão</w:t>
+            </w:r>
+          </w:p>
+        </w:tc>
+        <w:tc>
+          <w:tcPr>
+            <w:tcW w:w="0" w:type="auto"/>
+            <w:tcBorders>
+              <w:top w:val="single" w:sz="4" w:space="0" w:color="3D444D"/>
+              <w:left w:val="single" w:sz="4" w:space="0" w:color="3D444D"/>
+              <w:bottom w:val="single" w:sz="4" w:space="0" w:color="3D444D"/>
+              <w:right w:val="single" w:sz="4" w:space="0" w:color="3D444D"/>
+            </w:tcBorders>
+            <w:shd w:val="clear" w:color="auto" w:fill="0D1117"/>
+            <w:tcMar>
+              <w:top w:w="90" w:type="dxa"/>
+              <w:left w:w="195" w:type="dxa"/>
+              <w:bottom w:w="90" w:type="dxa"/>
+              <w:right w:w="195" w:type="dxa"/>
+            </w:tcMar>
+            <w:vAlign w:val="center"/>
+            <w:hideMark/>
+          </w:tcPr>
+          <w:p>
+            <w:pPr>
+              <w:rPr>
+                <w:b/>
+                <w:bCs/>
+              </w:rPr>
+            </w:pPr>
+            <w:r>
+              <w:rPr>
+                <w:b/>
+                <w:bCs/>
+              </w:rPr>
+              <w:t>Descrição</w:t>
+            </w:r>
+          </w:p>
+        </w:tc>
+      </w:tr>
+      <w:tr>
+        <w:tc>
+          <w:tcPr>
+            <w:tcW w:w="0" w:type="auto"/>
+            <w:tcBorders>
+              <w:top w:val="single" w:sz="4" w:space="0" w:color="3D444D"/>
+              <w:left w:val="single" w:sz="4" w:space="0" w:color="3D444D"/>
+              <w:bottom w:val="single" w:sz="4" w:space="0" w:color="3D444D"/>
+              <w:right w:val="single" w:sz="4" w:space="0" w:color="3D444D"/>
+            </w:tcBorders>
+            <w:shd w:val="clear" w:color="auto" w:fill="0D1117"/>
+            <w:tcMar>
+              <w:top w:w="90" w:type="dxa"/>
+              <w:left w:w="195" w:type="dxa"/>
+              <w:bottom w:w="90" w:type="dxa"/>
+              <w:right w:w="195" w:type="dxa"/>
+            </w:tcMar>
+            <w:vAlign w:val="center"/>
+            <w:hideMark/>
+          </w:tcPr>
+          <w:p>
+            <w:pPr>
+              <w:rPr>
+                <w:b/>
+                <w:bCs/>
+              </w:rPr>
+            </w:pPr>
+            <w:proofErr w:type="spellStart"/>
+            <w:r>
+              <w:rPr>
+                <w:b/>
+                <w:bCs/>
+              </w:rPr>
+              <w:t>infraestrutura_urbana</w:t>
+            </w:r>
+            <w:proofErr w:type="spellEnd"/>
+          </w:p>
+        </w:tc>
+        <w:tc>
+          <w:tcPr>
+            <w:tcW w:w="0" w:type="auto"/>
+            <w:tcBorders>
+              <w:top w:val="single" w:sz="4" w:space="0" w:color="3D444D"/>
+              <w:left w:val="single" w:sz="4" w:space="0" w:color="3D444D"/>
+              <w:bottom w:val="single" w:sz="4" w:space="0" w:color="3D444D"/>
+              <w:right w:val="single" w:sz="4" w:space="0" w:color="3D444D"/>
+            </w:tcBorders>
+            <w:shd w:val="clear" w:color="auto" w:fill="0D1117"/>
+            <w:tcMar>
+              <w:top w:w="90" w:type="dxa"/>
+              <w:left w:w="195" w:type="dxa"/>
+              <w:bottom w:w="90" w:type="dxa"/>
+              <w:right w:w="195" w:type="dxa"/>
+            </w:tcMar>
+            <w:vAlign w:val="center"/>
+            <w:hideMark/>
+          </w:tcPr>
+          <w:p>
+            <w:pPr>
+              <w:rPr>
+                <w:b/>
+                <w:bCs/>
+              </w:rPr>
+            </w:pPr>
+            <w:r>
+              <w:rPr>
+                <w:b/>
+                <w:bCs/>
+              </w:rPr>
+              <w:t>Condições físicas do território</w:t>
+            </w:r>
+          </w:p>
+        </w:tc>
+      </w:tr>
+      <w:tr>
+        <w:tc>
+          <w:tcPr>
+            <w:tcW w:w="0" w:type="auto"/>
+            <w:tcBorders>
+              <w:top w:val="single" w:sz="4" w:space="0" w:color="3D444D"/>
+              <w:left w:val="single" w:sz="4" w:space="0" w:color="3D444D"/>
+              <w:bottom w:val="single" w:sz="4" w:space="0" w:color="3D444D"/>
+              <w:right w:val="single" w:sz="4" w:space="0" w:color="3D444D"/>
+            </w:tcBorders>
+            <w:shd w:val="clear" w:color="auto" w:fill="151B23"/>
+            <w:tcMar>
+              <w:top w:w="90" w:type="dxa"/>
+              <w:left w:w="195" w:type="dxa"/>
+              <w:bottom w:w="90" w:type="dxa"/>
+              <w:right w:w="195" w:type="dxa"/>
+            </w:tcMar>
+            <w:vAlign w:val="center"/>
+            <w:hideMark/>
+          </w:tcPr>
+          <w:p>
+            <w:pPr>
+              <w:rPr>
+                <w:b/>
+                <w:bCs/>
+              </w:rPr>
+            </w:pPr>
+            <w:proofErr w:type="spellStart"/>
+            <w:r>
+              <w:rPr>
+                <w:b/>
+                <w:bCs/>
+              </w:rPr>
+              <w:t>capital_humano</w:t>
+            </w:r>
+            <w:proofErr w:type="spellEnd"/>
+          </w:p>
+        </w:tc>
+        <w:tc>
+          <w:tcPr>
+            <w:tcW w:w="0" w:type="auto"/>
+            <w:tcBorders>
+              <w:top w:val="single" w:sz="4" w:space="0" w:color="3D444D"/>
+              <w:left w:val="single" w:sz="4" w:space="0" w:color="3D444D"/>
+              <w:bottom w:val="single" w:sz="4" w:space="0" w:color="3D444D"/>
+              <w:right w:val="single" w:sz="4" w:space="0" w:color="3D444D"/>
+            </w:tcBorders>
+            <w:shd w:val="clear" w:color="auto" w:fill="151B23"/>
+            <w:tcMar>
+              <w:top w:w="90" w:type="dxa"/>
+              <w:left w:w="195" w:type="dxa"/>
+              <w:bottom w:w="90" w:type="dxa"/>
+              <w:right w:w="195" w:type="dxa"/>
+            </w:tcMar>
+            <w:vAlign w:val="center"/>
+            <w:hideMark/>
+          </w:tcPr>
+          <w:p>
+            <w:pPr>
+              <w:rPr>
+                <w:b/>
+                <w:bCs/>
+              </w:rPr>
+            </w:pPr>
+            <w:r>
+              <w:rPr>
+                <w:b/>
+                <w:bCs/>
+              </w:rPr>
+              <w:t>Educação, saúde e ciclo de vida</w:t>
+            </w:r>
+          </w:p>
+        </w:tc>
+      </w:tr>
+      <w:tr>
+        <w:tc>
+          <w:tcPr>
+            <w:tcW w:w="0" w:type="auto"/>
+            <w:tcBorders>
+              <w:top w:val="single" w:sz="4" w:space="0" w:color="3D444D"/>
+              <w:left w:val="single" w:sz="4" w:space="0" w:color="3D444D"/>
+              <w:bottom w:val="single" w:sz="4" w:space="0" w:color="3D444D"/>
+              <w:right w:val="single" w:sz="4" w:space="0" w:color="3D444D"/>
+            </w:tcBorders>
+            <w:shd w:val="clear" w:color="auto" w:fill="0D1117"/>
+            <w:tcMar>
+              <w:top w:w="90" w:type="dxa"/>
+              <w:left w:w="195" w:type="dxa"/>
+              <w:bottom w:w="90" w:type="dxa"/>
+              <w:right w:w="195" w:type="dxa"/>
+            </w:tcMar>
+            <w:vAlign w:val="center"/>
+            <w:hideMark/>
+          </w:tcPr>
+          <w:p>
+            <w:pPr>
+              <w:rPr>
+                <w:b/>
+                <w:bCs/>
+              </w:rPr>
+            </w:pPr>
+            <w:proofErr w:type="spellStart"/>
+            <w:r>
+              <w:rPr>
+                <w:b/>
+                <w:bCs/>
+              </w:rPr>
+              <w:t>renda_trabalho</w:t>
+            </w:r>
+            <w:proofErr w:type="spellEnd"/>
+          </w:p>
+        </w:tc>
+        <w:tc>
+          <w:tcPr>
+            <w:tcW w:w="0" w:type="auto"/>
+            <w:tcBorders>
+              <w:top w:val="single" w:sz="4" w:space="0" w:color="3D444D"/>
+              <w:left w:val="single" w:sz="4" w:space="0" w:color="3D444D"/>
+              <w:bottom w:val="single" w:sz="4" w:space="0" w:color="3D444D"/>
+              <w:right w:val="single" w:sz="4" w:space="0" w:color="3D444D"/>
+            </w:tcBorders>
+            <w:shd w:val="clear" w:color="auto" w:fill="0D1117"/>
+            <w:tcMar>
+              <w:top w:w="90" w:type="dxa"/>
+              <w:left w:w="195" w:type="dxa"/>
+              <w:bottom w:w="90" w:type="dxa"/>
+              <w:right w:w="195" w:type="dxa"/>
+            </w:tcMar>
+            <w:vAlign w:val="center"/>
+            <w:hideMark/>
+          </w:tcPr>
+          <w:p>
+            <w:pPr>
+              <w:rPr>
+                <w:b/>
+                <w:bCs/>
+              </w:rPr>
+            </w:pPr>
+            <w:r>
+              <w:rPr>
+                <w:b/>
+                <w:bCs/>
+              </w:rPr>
+              <w:t>Inserção produtiva e renda</w:t>
+            </w:r>
+          </w:p>
+        </w:tc>
+      </w:tr>
+    </w:tbl>
+    <w:p>
+      <w:pPr>
+        <w:rPr>
+          <w:b/>
+          <w:bCs/>
+        </w:rPr>
+      </w:pPr>
+      <w:r>
+        <w:rPr>
+          <w:b/>
+          <w:bCs/>
+        </w:rPr>
+        <w:pict w14:anchorId="447CBDF1">
+          <v:rect id="_x0000_i1117" style="width:0;height:3pt" o:hralign="center" o:hrstd="t" o:hr="t" fillcolor="#a0a0a0" stroked="f"/>
+        </w:pict>
+      </w:r>
+    </w:p>
+    <w:p>
+      <w:pPr>
+        <w:rPr>
+          <w:b/>
+          <w:bCs/>
+        </w:rPr>
+      </w:pPr>
+      <w:r>
+        <w:rPr>
+          <w:rFonts w:ascii="Segoe UI Emoji" w:hAnsi="Segoe UI Emoji" w:cs="Segoe UI Emoji"/>
+          <w:b/>
+          <w:bCs/>
+        </w:rPr>
+        <w:t>🔄</w:t>
+      </w:r>
+      <w:r>
+        <w:rPr>
+          <w:b/>
+          <w:bCs/>
+        </w:rPr>
+        <w:t xml:space="preserve"> Princípio metodológico central</w:t>
+      </w:r>
+    </w:p>
+    <w:p>
+      <w:pPr>
+        <w:rPr>
+          <w:b/>
+          <w:bCs/>
+        </w:rPr>
+      </w:pPr>
+      <w:r>
+        <w:rPr>
+          <w:b/>
+          <w:bCs/>
+        </w:rPr>
+        <w:t>O IVS-H segue o princípio de:</w:t>
+      </w:r>
+    </w:p>
+    <w:p>
+      <w:pPr>
+        <w:rPr>
+          <w:b/>
+          <w:bCs/>
+        </w:rPr>
+      </w:pPr>
+      <w:r>
+        <w:rPr>
+          <w:b/>
+          <w:bCs/>
+        </w:rPr>
+        <w:t>"Adaptação local sem ruptura metodológica"</w:t>
+      </w:r>
+    </w:p>
+    <w:p>
+      <w:pPr>
+        <w:rPr>
+          <w:b/>
+          <w:bCs/>
+        </w:rPr>
+      </w:pPr>
+      <w:r>
+        <w:rPr>
+          <w:b/>
+          <w:bCs/>
+        </w:rPr>
+        <w:t>Ou seja:</w:t>
+      </w:r>
+    </w:p>
+    <w:p>
+      <w:pPr>
+        <w:numPr>
+          <w:ilvl w:val="0"/>
+          <w:numId w:val="3"/>
+        </w:numPr>
+        <w:rPr>
+          <w:b/>
+          <w:bCs/>
+        </w:rPr>
+      </w:pPr>
+      <w:r>
+        <w:rPr>
+          <w:b/>
+          <w:bCs/>
+        </w:rPr>
+        <w:t>Mantém as variáveis e dimensões do IPEA</w:t>
+      </w:r>
+    </w:p>
+    <w:p>
+      <w:pPr>
+        <w:numPr>
+          <w:ilvl w:val="0"/>
+          <w:numId w:val="3"/>
+        </w:numPr>
+        <w:rPr>
+          <w:b/>
+          <w:bCs/>
+        </w:rPr>
+      </w:pPr>
+      <w:r>
+        <w:rPr>
+          <w:b/>
+          <w:bCs/>
+        </w:rPr>
+        <w:t>Ajusta a aplicação conforme disponibilidade de dados</w:t>
+      </w:r>
+    </w:p>
+    <w:p>
+      <w:pPr>
+        <w:numPr>
+          <w:ilvl w:val="0"/>
+          <w:numId w:val="3"/>
+        </w:numPr>
+        <w:rPr>
+          <w:b/>
+          <w:bCs/>
+        </w:rPr>
+      </w:pPr>
+      <w:r>
+        <w:rPr>
+          <w:b/>
+          <w:bCs/>
+        </w:rPr>
+        <w:t>Permite evolução progressiva e auditável</w:t>
+      </w:r>
+    </w:p>
+    <w:p>
+      <w:pPr>
+        <w:rPr>
+          <w:b/>
+          <w:bCs/>
+        </w:rPr>
+      </w:pPr>
+      <w:r>
+        <w:rPr>
+          <w:b/>
+          <w:bCs/>
+        </w:rPr>
+        <w:pict w14:anchorId="008F8E7C">
+          <v:rect id="_x0000_i1118" style="width:0;height:3pt" o:hralign="center" o:hrstd="t" o:hr="t" fillcolor="#a0a0a0" stroked="f"/>
+        </w:pict>
+      </w:r>
+    </w:p>
+    <w:p>
+      <w:pPr>
+        <w:rPr>
+          <w:b/>
+          <w:bCs/>
+        </w:rPr>
+      </w:pPr>
+      <w:r>
+        <w:rPr>
+          <w:rFonts w:ascii="Segoe UI Emoji" w:hAnsi="Segoe UI Emoji" w:cs="Segoe UI Emoji"/>
+          <w:b/>
+          <w:bCs/>
+        </w:rPr>
+        <w:t>🧩</w:t>
+      </w:r>
+      <w:r>
+        <w:rPr>
+          <w:b/>
+          <w:bCs/>
+        </w:rPr>
+        <w:t xml:space="preserve"> Construção progressiva</w:t>
+      </w:r>
+    </w:p>
+    <w:p>
+      <w:pPr>
+        <w:rPr>
+          <w:b/>
+          <w:bCs/>
+        </w:rPr>
+      </w:pPr>
+      <w:r>
+        <w:rPr>
+          <w:b/>
+          <w:bCs/>
+        </w:rPr>
+        <w:t>O IVS-H não nasce completo.</w:t>
+      </w:r>
+    </w:p>
+    <w:p>
+      <w:pPr>
+        <w:rPr>
+          <w:b/>
+          <w:bCs/>
+        </w:rPr>
+      </w:pPr>
+      <w:r>
+        <w:rPr>
+          <w:b/>
+          <w:bCs/>
+        </w:rPr>
+        <w:t>Ele evolui em fases:</w:t>
+      </w:r>
+    </w:p>
+    <w:p>
+      <w:pPr>
+        <w:rPr>
+          <w:b/>
+          <w:bCs/>
+        </w:rPr>
+      </w:pPr>
+      <w:r>
+        <w:rPr>
+          <w:b/>
+          <w:bCs/>
+        </w:rPr>
+        <w:t>Fase 1 — Dados disponíveis (MVP)</w:t>
+      </w:r>
+    </w:p>
+    <w:p>
+      <w:pPr>
+        <w:rPr>
+          <w:b/>
+          <w:bCs/>
+        </w:rPr>
+      </w:pPr>
+      <w:r>
+        <w:rPr>
+          <w:b/>
+          <w:bCs/>
+        </w:rPr>
+        <w:t>Base principal:</w:t>
+      </w:r>
+    </w:p>
+    <w:p>
+      <w:pPr>
+        <w:numPr>
+          <w:ilvl w:val="0"/>
+          <w:numId w:val="4"/>
+        </w:numPr>
+        <w:rPr>
+          <w:b/>
+          <w:bCs/>
+        </w:rPr>
+      </w:pPr>
+      <w:r>
+        <w:rPr>
+          <w:b/>
+          <w:bCs/>
+        </w:rPr>
+        <w:t>Cadastro Único (CadÚnico)</w:t>
+      </w:r>
+    </w:p>
+    <w:p>
+      <w:pPr>
+        <w:rPr>
+          <w:b/>
+          <w:bCs/>
+        </w:rPr>
+      </w:pPr>
+      <w:r>
+        <w:rPr>
+          <w:b/>
+          <w:bCs/>
+        </w:rPr>
+        <w:t>Variáveis já utilizáveis:</w:t>
+      </w:r>
+    </w:p>
+    <w:tbl>
+      <w:tblPr>
+        <w:tblW w:w="0" w:type="auto"/>
+        <w:tblCellMar>
+          <w:top w:w="15" w:type="dxa"/>
+          <w:left w:w="15" w:type="dxa"/>
+          <w:bottom w:w="15" w:type="dxa"/>
+          <w:right w:w="15" w:type="dxa"/>
+        </w:tblCellMar>
+        <w:tblLook w:val="04A0" w:firstRow="1" w:lastRow="0" w:firstColumn="1" w:lastColumn="0" w:noHBand="0" w:noVBand="1"/>
+      </w:tblPr>
+      <w:tblGrid>
+        <w:gridCol w:w="1124"/>
+        <w:gridCol w:w="5123"/>
+        <w:gridCol w:w="2044"/>
+      </w:tblGrid>
+      <w:tr>
+        <w:trPr>
+          <w:tblHeader/>
+        </w:trPr>
+        <w:tc>
+          <w:tcPr>
+            <w:tcW w:w="0" w:type="auto"/>
+            <w:tcBorders>
+              <w:top w:val="single" w:sz="4" w:space="0" w:color="3D444D"/>
+              <w:left w:val="single" w:sz="4" w:space="0" w:color="3D444D"/>
+              <w:bottom w:val="single" w:sz="4" w:space="0" w:color="3D444D"/>
+              <w:right w:val="single" w:sz="4" w:space="0" w:color="3D444D"/>
+            </w:tcBorders>
+            <w:shd w:val="clear" w:color="auto" w:fill="0D1117"/>
+            <w:tcMar>
+              <w:top w:w="90" w:type="dxa"/>
+              <w:left w:w="195" w:type="dxa"/>
+              <w:bottom w:w="90" w:type="dxa"/>
+              <w:right w:w="195" w:type="dxa"/>
+            </w:tcMar>
+            <w:vAlign w:val="center"/>
+            <w:hideMark/>
+          </w:tcPr>
+          <w:p>
+            <w:pPr>
+              <w:rPr>
+                <w:b/>
+                <w:bCs/>
+              </w:rPr>
+            </w:pPr>
+            <w:r>
+              <w:rPr>
+                <w:b/>
+                <w:bCs/>
+              </w:rPr>
+              <w:t>Código</w:t>
+            </w:r>
+          </w:p>
+        </w:tc>
+        <w:tc>
+          <w:tcPr>
+            <w:tcW w:w="0" w:type="auto"/>
+            <w:tcBorders>
+              <w:top w:val="single" w:sz="4" w:space="0" w:color="3D444D"/>
+              <w:left w:val="single" w:sz="4" w:space="0" w:color="3D444D"/>
+              <w:bottom w:val="single" w:sz="4" w:space="0" w:color="3D444D"/>
+              <w:right w:val="single" w:sz="4" w:space="0" w:color="3D444D"/>
+            </w:tcBorders>
+            <w:shd w:val="clear" w:color="auto" w:fill="0D1117"/>
+            <w:tcMar>
+              <w:top w:w="90" w:type="dxa"/>
+              <w:left w:w="195" w:type="dxa"/>
+              <w:bottom w:w="90" w:type="dxa"/>
+              <w:right w:w="195" w:type="dxa"/>
+            </w:tcMar>
+            <w:vAlign w:val="center"/>
+            <w:hideMark/>
+          </w:tcPr>
+          <w:p>
+            <w:pPr>
+              <w:rPr>
+                <w:b/>
+                <w:bCs/>
+              </w:rPr>
+            </w:pPr>
+            <w:r>
+              <w:rPr>
+                <w:b/>
+                <w:bCs/>
+              </w:rPr>
+              <w:t>Variável</w:t>
+            </w:r>
+          </w:p>
+        </w:tc>
+        <w:tc>
+          <w:tcPr>
+            <w:tcW w:w="0" w:type="auto"/>
+            <w:tcBorders>
+              <w:top w:val="single" w:sz="4" w:space="0" w:color="3D444D"/>
+              <w:left w:val="single" w:sz="4" w:space="0" w:color="3D444D"/>
+              <w:bottom w:val="single" w:sz="4" w:space="0" w:color="3D444D"/>
+              <w:right w:val="single" w:sz="4" w:space="0" w:color="3D444D"/>
+            </w:tcBorders>
+            <w:shd w:val="clear" w:color="auto" w:fill="0D1117"/>
+            <w:tcMar>
+              <w:top w:w="90" w:type="dxa"/>
+              <w:left w:w="195" w:type="dxa"/>
+              <w:bottom w:w="90" w:type="dxa"/>
+              <w:right w:w="195" w:type="dxa"/>
+            </w:tcMar>
+            <w:vAlign w:val="center"/>
+            <w:hideMark/>
+          </w:tcPr>
+          <w:p>
+            <w:pPr>
+              <w:rPr>
+                <w:b/>
+                <w:bCs/>
+              </w:rPr>
+            </w:pPr>
+            <w:r>
+              <w:rPr>
+                <w:b/>
+                <w:bCs/>
+              </w:rPr>
+              <w:t>Dimensão</w:t>
+            </w:r>
+          </w:p>
+        </w:tc>
+      </w:tr>
+      <w:tr>
+        <w:tc>
+          <w:tcPr>
+            <w:tcW w:w="0" w:type="auto"/>
+            <w:tcBorders>
+              <w:top w:val="single" w:sz="4" w:space="0" w:color="3D444D"/>
+              <w:left w:val="single" w:sz="4" w:space="0" w:color="3D444D"/>
+              <w:bottom w:val="single" w:sz="4" w:space="0" w:color="3D444D"/>
+              <w:right w:val="single" w:sz="4" w:space="0" w:color="3D444D"/>
+            </w:tcBorders>
+            <w:shd w:val="clear" w:color="auto" w:fill="0D1117"/>
+            <w:tcMar>
+              <w:top w:w="90" w:type="dxa"/>
+              <w:left w:w="195" w:type="dxa"/>
+              <w:bottom w:w="90" w:type="dxa"/>
+              <w:right w:w="195" w:type="dxa"/>
+            </w:tcMar>
+            <w:vAlign w:val="center"/>
+            <w:hideMark/>
+          </w:tcPr>
+          <w:p>
+            <w:pPr>
+              <w:rPr>
+                <w:b/>
+                <w:bCs/>
+              </w:rPr>
+            </w:pPr>
+            <w:r>
+              <w:rPr>
+                <w:b/>
+                <w:bCs/>
+              </w:rPr>
+              <w:t>CH_05</w:t>
+            </w:r>
+          </w:p>
+        </w:tc>
+        <w:tc>
+          <w:tcPr>
+            <w:tcW w:w="0" w:type="auto"/>
+            <w:tcBorders>
+              <w:top w:val="single" w:sz="4" w:space="0" w:color="3D444D"/>
+              <w:left w:val="single" w:sz="4" w:space="0" w:color="3D444D"/>
+              <w:bottom w:val="single" w:sz="4" w:space="0" w:color="3D444D"/>
+              <w:right w:val="single" w:sz="4" w:space="0" w:color="3D444D"/>
+            </w:tcBorders>
+            <w:shd w:val="clear" w:color="auto" w:fill="0D1117"/>
+            <w:tcMar>
+              <w:top w:w="90" w:type="dxa"/>
+              <w:left w:w="195" w:type="dxa"/>
+              <w:bottom w:w="90" w:type="dxa"/>
+              <w:right w:w="195" w:type="dxa"/>
+            </w:tcMar>
+            <w:vAlign w:val="center"/>
+            <w:hideMark/>
+          </w:tcPr>
+          <w:p>
+            <w:pPr>
+              <w:rPr>
+                <w:b/>
+                <w:bCs/>
+              </w:rPr>
+            </w:pPr>
+            <w:r>
+              <w:rPr>
+                <w:b/>
+                <w:bCs/>
+              </w:rPr>
+              <w:t>mães chefes de família com baixa escolaridade</w:t>
+            </w:r>
+          </w:p>
+        </w:tc>
+        <w:tc>
+          <w:tcPr>
+            <w:tcW w:w="0" w:type="auto"/>
+            <w:tcBorders>
+              <w:top w:val="single" w:sz="4" w:space="0" w:color="3D444D"/>
+              <w:left w:val="single" w:sz="4" w:space="0" w:color="3D444D"/>
+              <w:bottom w:val="single" w:sz="4" w:space="0" w:color="3D444D"/>
+              <w:right w:val="single" w:sz="4" w:space="0" w:color="3D444D"/>
+            </w:tcBorders>
+            <w:shd w:val="clear" w:color="auto" w:fill="0D1117"/>
+            <w:tcMar>
+              <w:top w:w="90" w:type="dxa"/>
+              <w:left w:w="195" w:type="dxa"/>
+              <w:bottom w:w="90" w:type="dxa"/>
+              <w:right w:w="195" w:type="dxa"/>
+            </w:tcMar>
+            <w:vAlign w:val="center"/>
+            <w:hideMark/>
+          </w:tcPr>
+          <w:p>
+            <w:pPr>
+              <w:rPr>
+                <w:b/>
+                <w:bCs/>
+              </w:rPr>
+            </w:pPr>
+            <w:proofErr w:type="spellStart"/>
+            <w:r>
+              <w:rPr>
+                <w:b/>
+                <w:bCs/>
+              </w:rPr>
+              <w:t>capital_humano</w:t>
+            </w:r>
+            <w:proofErr w:type="spellEnd"/>
+          </w:p>
+        </w:tc>
+      </w:tr>
+      <w:tr>
+        <w:tc>
+          <w:tcPr>
+            <w:tcW w:w="0" w:type="auto"/>
+            <w:tcBorders>
+              <w:top w:val="single" w:sz="4" w:space="0" w:color="3D444D"/>
+              <w:left w:val="single" w:sz="4" w:space="0" w:color="3D444D"/>
+              <w:bottom w:val="single" w:sz="4" w:space="0" w:color="3D444D"/>
+              <w:right w:val="single" w:sz="4" w:space="0" w:color="3D444D"/>
+            </w:tcBorders>
+            <w:shd w:val="clear" w:color="auto" w:fill="151B23"/>
+            <w:tcMar>
+              <w:top w:w="90" w:type="dxa"/>
+              <w:left w:w="195" w:type="dxa"/>
+              <w:bottom w:w="90" w:type="dxa"/>
+              <w:right w:w="195" w:type="dxa"/>
+            </w:tcMar>
+            <w:vAlign w:val="center"/>
+            <w:hideMark/>
+          </w:tcPr>
+          <w:p>
+            <w:pPr>
+              <w:rPr>
+                <w:b/>
+                <w:bCs/>
+              </w:rPr>
+            </w:pPr>
+            <w:r>
+              <w:rPr>
+                <w:b/>
+                <w:bCs/>
+              </w:rPr>
+              <w:t>CH_06</w:t>
+            </w:r>
+          </w:p>
+        </w:tc>
+        <w:tc>
+          <w:tcPr>
+            <w:tcW w:w="0" w:type="auto"/>
+            <w:tcBorders>
+              <w:top w:val="single" w:sz="4" w:space="0" w:color="3D444D"/>
+              <w:left w:val="single" w:sz="4" w:space="0" w:color="3D444D"/>
+              <w:bottom w:val="single" w:sz="4" w:space="0" w:color="3D444D"/>
+              <w:right w:val="single" w:sz="4" w:space="0" w:color="3D444D"/>
+            </w:tcBorders>
+            <w:shd w:val="clear" w:color="auto" w:fill="151B23"/>
+            <w:tcMar>
+              <w:top w:w="90" w:type="dxa"/>
+              <w:left w:w="195" w:type="dxa"/>
+              <w:bottom w:w="90" w:type="dxa"/>
+              <w:right w:w="195" w:type="dxa"/>
+            </w:tcMar>
+            <w:vAlign w:val="center"/>
+            <w:hideMark/>
+          </w:tcPr>
+          <w:p>
+            <w:pPr>
+              <w:rPr>
+                <w:b/>
+                <w:bCs/>
+              </w:rPr>
+            </w:pPr>
+            <w:r>
+              <w:rPr>
+                <w:b/>
+                <w:bCs/>
+              </w:rPr>
+              <w:t>analfabetismo</w:t>
+            </w:r>
+          </w:p>
+        </w:tc>
+        <w:tc>
+          <w:tcPr>
+            <w:tcW w:w="0" w:type="auto"/>
+            <w:tcBorders>
+              <w:top w:val="single" w:sz="4" w:space="0" w:color="3D444D"/>
+              <w:left w:val="single" w:sz="4" w:space="0" w:color="3D444D"/>
+              <w:bottom w:val="single" w:sz="4" w:space="0" w:color="3D444D"/>
+              <w:right w:val="single" w:sz="4" w:space="0" w:color="3D444D"/>
+            </w:tcBorders>
+            <w:shd w:val="clear" w:color="auto" w:fill="151B23"/>
+            <w:tcMar>
+              <w:top w:w="90" w:type="dxa"/>
+              <w:left w:w="195" w:type="dxa"/>
+              <w:bottom w:w="90" w:type="dxa"/>
+              <w:right w:w="195" w:type="dxa"/>
+            </w:tcMar>
+            <w:vAlign w:val="center"/>
+            <w:hideMark/>
+          </w:tcPr>
+          <w:p>
+            <w:pPr>
+              <w:rPr>
+                <w:b/>
+                <w:bCs/>
+              </w:rPr>
+            </w:pPr>
+            <w:proofErr w:type="spellStart"/>
+            <w:r>
+              <w:rPr>
+                <w:b/>
+                <w:bCs/>
+              </w:rPr>
+              <w:t>capital_humano</w:t>
+            </w:r>
+            <w:proofErr w:type="spellEnd"/>
+          </w:p>
+        </w:tc>
+      </w:tr>
+      <w:tr>
+        <w:tc>
+          <w:tcPr>
+            <w:tcW w:w="0" w:type="auto"/>
+            <w:tcBorders>
+              <w:top w:val="single" w:sz="4" w:space="0" w:color="3D444D"/>
+              <w:left w:val="single" w:sz="4" w:space="0" w:color="3D444D"/>
+              <w:bottom w:val="single" w:sz="4" w:space="0" w:color="3D444D"/>
+              <w:right w:val="single" w:sz="4" w:space="0" w:color="3D444D"/>
+            </w:tcBorders>
+            <w:shd w:val="clear" w:color="auto" w:fill="0D1117"/>
+            <w:tcMar>
+              <w:top w:w="90" w:type="dxa"/>
+              <w:left w:w="195" w:type="dxa"/>
+              <w:bottom w:w="90" w:type="dxa"/>
+              <w:right w:w="195" w:type="dxa"/>
+            </w:tcMar>
+            <w:vAlign w:val="center"/>
+            <w:hideMark/>
+          </w:tcPr>
+          <w:p>
+            <w:pPr>
+              <w:rPr>
+                <w:b/>
+                <w:bCs/>
+              </w:rPr>
+            </w:pPr>
+            <w:r>
+              <w:rPr>
+                <w:b/>
+                <w:bCs/>
+              </w:rPr>
+              <w:t>CH_07</w:t>
+            </w:r>
+          </w:p>
+        </w:tc>
+        <w:tc>
+          <w:tcPr>
+            <w:tcW w:w="0" w:type="auto"/>
+            <w:tcBorders>
+              <w:top w:val="single" w:sz="4" w:space="0" w:color="3D444D"/>
+              <w:left w:val="single" w:sz="4" w:space="0" w:color="3D444D"/>
+              <w:bottom w:val="single" w:sz="4" w:space="0" w:color="3D444D"/>
+              <w:right w:val="single" w:sz="4" w:space="0" w:color="3D444D"/>
+            </w:tcBorders>
+            <w:shd w:val="clear" w:color="auto" w:fill="0D1117"/>
+            <w:tcMar>
+              <w:top w:w="90" w:type="dxa"/>
+              <w:left w:w="195" w:type="dxa"/>
+              <w:bottom w:w="90" w:type="dxa"/>
+              <w:right w:w="195" w:type="dxa"/>
+            </w:tcMar>
+            <w:vAlign w:val="center"/>
+            <w:hideMark/>
+          </w:tcPr>
+          <w:p>
+            <w:pPr>
+              <w:rPr>
+                <w:b/>
+                <w:bCs/>
+              </w:rPr>
+            </w:pPr>
+            <w:r>
+              <w:rPr>
+                <w:b/>
+                <w:bCs/>
+              </w:rPr>
+              <w:t>baixa escolaridade no domicílio</w:t>
+            </w:r>
+          </w:p>
+        </w:tc>
+        <w:tc>
+          <w:tcPr>
+            <w:tcW w:w="0" w:type="auto"/>
+            <w:tcBorders>
+              <w:top w:val="single" w:sz="4" w:space="0" w:color="3D444D"/>
+              <w:left w:val="single" w:sz="4" w:space="0" w:color="3D444D"/>
+              <w:bottom w:val="single" w:sz="4" w:space="0" w:color="3D444D"/>
+              <w:right w:val="single" w:sz="4" w:space="0" w:color="3D444D"/>
+            </w:tcBorders>
+            <w:shd w:val="clear" w:color="auto" w:fill="0D1117"/>
+            <w:tcMar>
+              <w:top w:w="90" w:type="dxa"/>
+              <w:left w:w="195" w:type="dxa"/>
+              <w:bottom w:w="90" w:type="dxa"/>
+              <w:right w:w="195" w:type="dxa"/>
+            </w:tcMar>
+            <w:vAlign w:val="center"/>
+            <w:hideMark/>
+          </w:tcPr>
+          <w:p>
+            <w:pPr>
+              <w:rPr>
+                <w:b/>
+                <w:bCs/>
+              </w:rPr>
+            </w:pPr>
+            <w:proofErr w:type="spellStart"/>
+            <w:r>
+              <w:rPr>
+                <w:b/>
+                <w:bCs/>
+              </w:rPr>
+              <w:t>capital_humano</w:t>
+            </w:r>
+            <w:proofErr w:type="spellEnd"/>
+          </w:p>
+        </w:tc>
+      </w:tr>
+      <w:tr>
+        <w:tc>
+          <w:tcPr>
+            <w:tcW w:w="0" w:type="auto"/>
+            <w:tcBorders>
+              <w:top w:val="single" w:sz="4" w:space="0" w:color="3D444D"/>
+              <w:left w:val="single" w:sz="4" w:space="0" w:color="3D444D"/>
+              <w:bottom w:val="single" w:sz="4" w:space="0" w:color="3D444D"/>
+              <w:right w:val="single" w:sz="4" w:space="0" w:color="3D444D"/>
+            </w:tcBorders>
+            <w:shd w:val="clear" w:color="auto" w:fill="151B23"/>
+            <w:tcMar>
+              <w:top w:w="90" w:type="dxa"/>
+              <w:left w:w="195" w:type="dxa"/>
+              <w:bottom w:w="90" w:type="dxa"/>
+              <w:right w:w="195" w:type="dxa"/>
+            </w:tcMar>
+            <w:vAlign w:val="center"/>
+            <w:hideMark/>
+          </w:tcPr>
+          <w:p>
+            <w:pPr>
+              <w:rPr>
+                <w:b/>
+                <w:bCs/>
+              </w:rPr>
+            </w:pPr>
+            <w:r>
+              <w:rPr>
+                <w:b/>
+                <w:bCs/>
+              </w:rPr>
+              <w:t>RT_01</w:t>
+            </w:r>
+          </w:p>
+        </w:tc>
+        <w:tc>
+          <w:tcPr>
+            <w:tcW w:w="0" w:type="auto"/>
+            <w:tcBorders>
+              <w:top w:val="single" w:sz="4" w:space="0" w:color="3D444D"/>
+              <w:left w:val="single" w:sz="4" w:space="0" w:color="3D444D"/>
+              <w:bottom w:val="single" w:sz="4" w:space="0" w:color="3D444D"/>
+              <w:right w:val="single" w:sz="4" w:space="0" w:color="3D444D"/>
+            </w:tcBorders>
+            <w:shd w:val="clear" w:color="auto" w:fill="151B23"/>
+            <w:tcMar>
+              <w:top w:w="90" w:type="dxa"/>
+              <w:left w:w="195" w:type="dxa"/>
+              <w:bottom w:w="90" w:type="dxa"/>
+              <w:right w:w="195" w:type="dxa"/>
+            </w:tcMar>
+            <w:vAlign w:val="center"/>
+            <w:hideMark/>
+          </w:tcPr>
+          <w:p>
+            <w:pPr>
+              <w:rPr>
+                <w:b/>
+                <w:bCs/>
+              </w:rPr>
+            </w:pPr>
+            <w:r>
+              <w:rPr>
+                <w:b/>
+                <w:bCs/>
+              </w:rPr>
+              <w:t>baixa renda per capita</w:t>
+            </w:r>
+          </w:p>
+        </w:tc>
+        <w:tc>
+          <w:tcPr>
+            <w:tcW w:w="0" w:type="auto"/>
+            <w:tcBorders>
+              <w:top w:val="single" w:sz="4" w:space="0" w:color="3D444D"/>
+              <w:left w:val="single" w:sz="4" w:space="0" w:color="3D444D"/>
+              <w:bottom w:val="single" w:sz="4" w:space="0" w:color="3D444D"/>
+              <w:right w:val="single" w:sz="4" w:space="0" w:color="3D444D"/>
+            </w:tcBorders>
+            <w:shd w:val="clear" w:color="auto" w:fill="151B23"/>
+            <w:tcMar>
+              <w:top w:w="90" w:type="dxa"/>
+              <w:left w:w="195" w:type="dxa"/>
+              <w:bottom w:w="90" w:type="dxa"/>
+              <w:right w:w="195" w:type="dxa"/>
+            </w:tcMar>
+            <w:vAlign w:val="center"/>
+            <w:hideMark/>
+          </w:tcPr>
+          <w:p>
+            <w:pPr>
+              <w:rPr>
+                <w:b/>
+                <w:bCs/>
+              </w:rPr>
+            </w:pPr>
+            <w:proofErr w:type="spellStart"/>
+            <w:r>
+              <w:rPr>
+                <w:b/>
+                <w:bCs/>
+              </w:rPr>
+              <w:t>renda_trabalho</w:t>
+            </w:r>
+            <w:proofErr w:type="spellEnd"/>
+          </w:p>
+        </w:tc>
+      </w:tr>
+      <w:tr>
+        <w:tc>
+          <w:tcPr>
+            <w:tcW w:w="0" w:type="auto"/>
+            <w:tcBorders>
+              <w:top w:val="single" w:sz="4" w:space="0" w:color="3D444D"/>
+              <w:left w:val="single" w:sz="4" w:space="0" w:color="3D444D"/>
+              <w:bottom w:val="single" w:sz="4" w:space="0" w:color="3D444D"/>
+              <w:right w:val="single" w:sz="4" w:space="0" w:color="3D444D"/>
+            </w:tcBorders>
+            <w:shd w:val="clear" w:color="auto" w:fill="0D1117"/>
+            <w:tcMar>
+              <w:top w:w="90" w:type="dxa"/>
+              <w:left w:w="195" w:type="dxa"/>
+              <w:bottom w:w="90" w:type="dxa"/>
+              <w:right w:w="195" w:type="dxa"/>
+            </w:tcMar>
+            <w:vAlign w:val="center"/>
+            <w:hideMark/>
+          </w:tcPr>
+          <w:p>
+            <w:pPr>
+              <w:rPr>
+                <w:b/>
+                <w:bCs/>
+              </w:rPr>
+            </w:pPr>
+            <w:r>
+              <w:rPr>
+                <w:b/>
+                <w:bCs/>
+              </w:rPr>
+              <w:lastRenderedPageBreak/>
+              <w:t>RT_04</w:t>
+            </w:r>
+          </w:p>
+        </w:tc>
+        <w:tc>
+          <w:tcPr>
+            <w:tcW w:w="0" w:type="auto"/>
+            <w:tcBorders>
+              <w:top w:val="single" w:sz="4" w:space="0" w:color="3D444D"/>
+              <w:left w:val="single" w:sz="4" w:space="0" w:color="3D444D"/>
+              <w:bottom w:val="single" w:sz="4" w:space="0" w:color="3D444D"/>
+              <w:right w:val="single" w:sz="4" w:space="0" w:color="3D444D"/>
+            </w:tcBorders>
+            <w:shd w:val="clear" w:color="auto" w:fill="0D1117"/>
+            <w:tcMar>
+              <w:top w:w="90" w:type="dxa"/>
+              <w:left w:w="195" w:type="dxa"/>
+              <w:bottom w:w="90" w:type="dxa"/>
+              <w:right w:w="195" w:type="dxa"/>
+            </w:tcMar>
+            <w:vAlign w:val="center"/>
+            <w:hideMark/>
+          </w:tcPr>
+          <w:p>
+            <w:pPr>
+              <w:rPr>
+                <w:b/>
+                <w:bCs/>
+              </w:rPr>
+            </w:pPr>
+            <w:r>
+              <w:rPr>
+                <w:b/>
+                <w:bCs/>
+              </w:rPr>
+              <w:t>dependência de idosos de baixa renda</w:t>
+            </w:r>
+          </w:p>
+        </w:tc>
+        <w:tc>
+          <w:tcPr>
+            <w:tcW w:w="0" w:type="auto"/>
+            <w:tcBorders>
+              <w:top w:val="single" w:sz="4" w:space="0" w:color="3D444D"/>
+              <w:left w:val="single" w:sz="4" w:space="0" w:color="3D444D"/>
+              <w:bottom w:val="single" w:sz="4" w:space="0" w:color="3D444D"/>
+              <w:right w:val="single" w:sz="4" w:space="0" w:color="3D444D"/>
+            </w:tcBorders>
+            <w:shd w:val="clear" w:color="auto" w:fill="0D1117"/>
+            <w:tcMar>
+              <w:top w:w="90" w:type="dxa"/>
+              <w:left w:w="195" w:type="dxa"/>
+              <w:bottom w:w="90" w:type="dxa"/>
+              <w:right w:w="195" w:type="dxa"/>
+            </w:tcMar>
+            <w:vAlign w:val="center"/>
+            <w:hideMark/>
+          </w:tcPr>
+          <w:p>
+            <w:pPr>
+              <w:rPr>
+                <w:b/>
+                <w:bCs/>
+              </w:rPr>
+            </w:pPr>
+            <w:proofErr w:type="spellStart"/>
+            <w:r>
+              <w:rPr>
+                <w:b/>
+                <w:bCs/>
+              </w:rPr>
+              <w:t>renda_trabalho</w:t>
+            </w:r>
+            <w:proofErr w:type="spellEnd"/>
+          </w:p>
+        </w:tc>
+      </w:tr>
+    </w:tbl>
+    <w:p>
+      <w:pPr>
+        <w:rPr>
+          <w:b/>
+          <w:bCs/>
+        </w:rPr>
+      </w:pPr>
+      <w:r>
+        <w:rPr>
+          <w:b/>
+          <w:bCs/>
+        </w:rPr>
+        <w:pict w14:anchorId="1E59ECE9">
+          <v:rect id="_x0000_i1119" style="width:0;height:3pt" o:hralign="center" o:hrstd="t" o:hr="t" fillcolor="#a0a0a0" stroked="f"/>
+        </w:pict>
+      </w:r>
+    </w:p>
+    <w:p>
+      <w:pPr>
+        <w:rPr>
+          <w:b/>
+          <w:bCs/>
+        </w:rPr>
+      </w:pPr>
+      <w:r>
+        <w:rPr>
+          <w:b/>
+          <w:bCs/>
+        </w:rPr>
+        <w:t>Fase 2 — Integração de bases</w:t>
+      </w:r>
+    </w:p>
+    <w:p>
+      <w:pPr>
+        <w:rPr>
+          <w:b/>
+          <w:bCs/>
+        </w:rPr>
+      </w:pPr>
+      <w:r>
+        <w:rPr>
+          <w:b/>
+          <w:bCs/>
+        </w:rPr>
+        <w:t>Fontes previstas:</w:t>
+      </w:r>
+    </w:p>
+    <w:p>
+      <w:pPr>
+        <w:numPr>
+          <w:ilvl w:val="0"/>
+          <w:numId w:val="5"/>
+        </w:numPr>
+        <w:rPr>
+          <w:b/>
+          <w:bCs/>
+        </w:rPr>
+      </w:pPr>
+      <w:r>
+        <w:rPr>
+          <w:b/>
+          <w:bCs/>
+        </w:rPr>
+        <w:t>IBGE (Censo 2022)</w:t>
+      </w:r>
+    </w:p>
+    <w:p>
+      <w:pPr>
+        <w:numPr>
+          <w:ilvl w:val="0"/>
+          <w:numId w:val="5"/>
+        </w:numPr>
+        <w:rPr>
+          <w:b/>
+          <w:bCs/>
+        </w:rPr>
+      </w:pPr>
+      <w:r>
+        <w:rPr>
+          <w:b/>
+          <w:bCs/>
+        </w:rPr>
+        <w:t>CAGED</w:t>
+      </w:r>
+    </w:p>
+    <w:p>
+      <w:pPr>
+        <w:numPr>
+          <w:ilvl w:val="0"/>
+          <w:numId w:val="5"/>
+        </w:numPr>
+        <w:rPr>
+          <w:b/>
+          <w:bCs/>
+        </w:rPr>
+      </w:pPr>
+      <w:r>
+        <w:rPr>
+          <w:b/>
+          <w:bCs/>
+        </w:rPr>
+        <w:t>Saúde (</w:t>
+      </w:r>
+      <w:proofErr w:type="spellStart"/>
+      <w:r>
+        <w:rPr>
+          <w:b/>
+          <w:bCs/>
+        </w:rPr>
+        <w:t>e-SUS</w:t>
+      </w:r>
+      <w:proofErr w:type="spellEnd"/>
+      <w:r>
+        <w:rPr>
+          <w:b/>
+          <w:bCs/>
+        </w:rPr>
+        <w:t xml:space="preserve"> / RNDS)</w:t>
+      </w:r>
+    </w:p>
+    <w:p>
+      <w:pPr>
+        <w:numPr>
+          <w:ilvl w:val="0"/>
+          <w:numId w:val="5"/>
+        </w:numPr>
+        <w:rPr>
+          <w:b/>
+          <w:bCs/>
+        </w:rPr>
+      </w:pPr>
+      <w:r>
+        <w:rPr>
+          <w:b/>
+          <w:bCs/>
+        </w:rPr>
+        <w:t>Educação (INEP)</w:t>
+      </w:r>
+    </w:p>
+    <w:p>
+      <w:pPr>
+        <w:numPr>
+          <w:ilvl w:val="0"/>
+          <w:numId w:val="5"/>
+        </w:numPr>
+        <w:rPr>
+          <w:b/>
+          <w:bCs/>
+        </w:rPr>
+      </w:pPr>
+      <w:r>
+        <w:rPr>
+          <w:b/>
+          <w:bCs/>
+        </w:rPr>
+        <w:t>Assistência (SIGAS)</w:t>
+      </w:r>
+    </w:p>
+    <w:p>
+      <w:pPr>
+        <w:rPr>
+          <w:b/>
+          <w:bCs/>
+        </w:rPr>
+      </w:pPr>
+      <w:r>
+        <w:rPr>
+          <w:b/>
+          <w:bCs/>
+        </w:rPr>
+        <w:pict w14:anchorId="7AE27385">
+          <v:rect id="_x0000_i1120" style="width:0;height:3pt" o:hralign="center" o:hrstd="t" o:hr="t" fillcolor="#a0a0a0" stroked="f"/>
+        </w:pict>
+      </w:r>
+    </w:p>
+    <w:p>
+      <w:pPr>
+        <w:rPr>
+          <w:b/>
+          <w:bCs/>
+        </w:rPr>
+      </w:pPr>
+      <w:r>
+        <w:rPr>
+          <w:b/>
+          <w:bCs/>
+        </w:rPr>
+        <w:t>Fase 3 — Modelo completo</w:t>
+      </w:r>
+    </w:p>
+    <w:p>
+      <w:pPr>
+        <w:numPr>
+          <w:ilvl w:val="0"/>
+          <w:numId w:val="6"/>
+        </w:numPr>
+        <w:rPr>
+          <w:b/>
+          <w:bCs/>
+        </w:rPr>
+      </w:pPr>
+      <w:r>
+        <w:rPr>
+          <w:b/>
+          <w:bCs/>
+        </w:rPr>
+        <w:t>16 variáveis completas</w:t>
+      </w:r>
+    </w:p>
+    <w:p>
+      <w:pPr>
+        <w:numPr>
+          <w:ilvl w:val="0"/>
+          <w:numId w:val="6"/>
+        </w:numPr>
+        <w:rPr>
+          <w:b/>
+          <w:bCs/>
+        </w:rPr>
+      </w:pPr>
+      <w:r>
+        <w:rPr>
+          <w:b/>
+          <w:bCs/>
+        </w:rPr>
+        <w:t>cálculo consolidado por loteamento</w:t>
+      </w:r>
+    </w:p>
+    <w:p>
+      <w:pPr>
+        <w:numPr>
+          <w:ilvl w:val="0"/>
+          <w:numId w:val="6"/>
+        </w:numPr>
+        <w:rPr>
+          <w:b/>
+          <w:bCs/>
+        </w:rPr>
+      </w:pPr>
+      <w:r>
+        <w:rPr>
+          <w:b/>
+          <w:bCs/>
+        </w:rPr>
+        <w:t>comparabilidade com IVS nacional</w:t>
+      </w:r>
+    </w:p>
+    <w:p>
+      <w:pPr>
+        <w:rPr>
+          <w:b/>
+          <w:bCs/>
+        </w:rPr>
+      </w:pPr>
+      <w:r>
+        <w:rPr>
+          <w:b/>
+          <w:bCs/>
+        </w:rPr>
+        <w:pict w14:anchorId="5C76A898">
+          <v:rect id="_x0000_i1121" style="width:0;height:3pt" o:hralign="center" o:hrstd="t" o:hr="t" fillcolor="#a0a0a0" stroked="f"/>
+        </w:pict>
+      </w:r>
+    </w:p>
+    <w:p>
+      <w:pPr>
+        <w:rPr>
+          <w:b/>
+          <w:bCs/>
+        </w:rPr>
+      </w:pPr>
+      <w:r>
+        <w:rPr>
+          <w:rFonts w:ascii="Segoe UI Emoji" w:hAnsi="Segoe UI Emoji" w:cs="Segoe UI Emoji"/>
+          <w:b/>
+          <w:bCs/>
+        </w:rPr>
+        <w:t>⚖️</w:t>
+      </w:r>
+      <w:r>
+        <w:rPr>
+          <w:b/>
+          <w:bCs/>
+        </w:rPr>
+        <w:t xml:space="preserve"> Ajuste de pesos (IVS-H)</w:t>
+      </w:r>
+    </w:p>
+    <w:p>
+      <w:pPr>
+        <w:rPr>
+          <w:b/>
+          <w:bCs/>
+        </w:rPr>
+      </w:pPr>
+      <w:r>
+        <w:rPr>
+          <w:b/>
+          <w:bCs/>
+        </w:rPr>
+        <w:t>O IVS-H permite ajuste de pesos entre dimensões:</w:t>
+      </w:r>
+    </w:p>
+    <w:tbl>
+      <w:tblPr>
+        <w:tblW w:w="0" w:type="auto"/>
+        <w:tblCellMar>
+          <w:top w:w="15" w:type="dxa"/>
+          <w:left w:w="15" w:type="dxa"/>
+          <w:bottom w:w="15" w:type="dxa"/>
+          <w:right w:w="15" w:type="dxa"/>
+        </w:tblCellMar>
+        <w:tblLook w:val="04A0" w:firstRow="1" w:lastRow="0" w:firstColumn="1" w:lastColumn="0" w:noHBand="0" w:noVBand="1"/>
+      </w:tblPr>
+      <w:tblGrid>
+        <w:gridCol w:w="2724"/>
+        <w:gridCol w:w="1490"/>
+        <w:gridCol w:w="3543"/>
+      </w:tblGrid>
+      <w:tr>
+        <w:trPr>
+          <w:tblHeader/>
+        </w:trPr>
+        <w:tc>
+          <w:tcPr>
+            <w:tcW w:w="0" w:type="auto"/>
+            <w:tcBorders>
+              <w:top w:val="single" w:sz="4" w:space="0" w:color="3D444D"/>
+              <w:left w:val="single" w:sz="4" w:space="0" w:color="3D444D"/>
+              <w:bottom w:val="single" w:sz="4" w:space="0" w:color="3D444D"/>
+              <w:right w:val="single" w:sz="4" w:space="0" w:color="3D444D"/>
+            </w:tcBorders>
+            <w:shd w:val="clear" w:color="auto" w:fill="0D1117"/>
+            <w:tcMar>
+              <w:top w:w="90" w:type="dxa"/>
+              <w:left w:w="195" w:type="dxa"/>
+              <w:bottom w:w="90" w:type="dxa"/>
+              <w:right w:w="195" w:type="dxa"/>
+            </w:tcMar>
+            <w:vAlign w:val="center"/>
+            <w:hideMark/>
+          </w:tcPr>
+          <w:p>
+            <w:pPr>
+              <w:rPr>
+                <w:b/>
+                <w:bCs/>
+              </w:rPr>
+            </w:pPr>
+            <w:r>
+              <w:rPr>
+                <w:b/>
+                <w:bCs/>
+              </w:rPr>
+              <w:t>Dimensão</w:t>
+            </w:r>
+          </w:p>
+        </w:tc>
+        <w:tc>
+          <w:tcPr>
+            <w:tcW w:w="0" w:type="auto"/>
+            <w:tcBorders>
+              <w:top w:val="single" w:sz="4" w:space="0" w:color="3D444D"/>
+              <w:left w:val="single" w:sz="4" w:space="0" w:color="3D444D"/>
+              <w:bottom w:val="single" w:sz="4" w:space="0" w:color="3D444D"/>
+              <w:right w:val="single" w:sz="4" w:space="0" w:color="3D444D"/>
+            </w:tcBorders>
+            <w:shd w:val="clear" w:color="auto" w:fill="0D1117"/>
+            <w:tcMar>
+              <w:top w:w="90" w:type="dxa"/>
+              <w:left w:w="195" w:type="dxa"/>
+              <w:bottom w:w="90" w:type="dxa"/>
+              <w:right w:w="195" w:type="dxa"/>
+            </w:tcMar>
+            <w:vAlign w:val="center"/>
+            <w:hideMark/>
+          </w:tcPr>
+          <w:p>
+            <w:pPr>
+              <w:rPr>
+                <w:b/>
+                <w:bCs/>
+              </w:rPr>
+            </w:pPr>
+            <w:r>
+              <w:rPr>
+                <w:b/>
+                <w:bCs/>
+              </w:rPr>
+              <w:t>Peso IPEA</w:t>
+            </w:r>
+          </w:p>
+        </w:tc>
+        <w:tc>
+          <w:tcPr>
+            <w:tcW w:w="0" w:type="auto"/>
+            <w:tcBorders>
+              <w:top w:val="single" w:sz="4" w:space="0" w:color="3D444D"/>
+              <w:left w:val="single" w:sz="4" w:space="0" w:color="3D444D"/>
+              <w:bottom w:val="single" w:sz="4" w:space="0" w:color="3D444D"/>
+              <w:right w:val="single" w:sz="4" w:space="0" w:color="3D444D"/>
+            </w:tcBorders>
+            <w:shd w:val="clear" w:color="auto" w:fill="0D1117"/>
+            <w:tcMar>
+              <w:top w:w="90" w:type="dxa"/>
+              <w:left w:w="195" w:type="dxa"/>
+              <w:bottom w:w="90" w:type="dxa"/>
+              <w:right w:w="195" w:type="dxa"/>
+            </w:tcMar>
+            <w:vAlign w:val="center"/>
+            <w:hideMark/>
+          </w:tcPr>
+          <w:p>
+            <w:pPr>
+              <w:rPr>
+                <w:b/>
+                <w:bCs/>
+              </w:rPr>
+            </w:pPr>
+            <w:r>
+              <w:rPr>
+                <w:b/>
+                <w:bCs/>
+              </w:rPr>
+              <w:t>Diretriz IVS-H</w:t>
+            </w:r>
+          </w:p>
+        </w:tc>
+      </w:tr>
+      <w:tr>
+        <w:tc>
+          <w:tcPr>
+            <w:tcW w:w="0" w:type="auto"/>
+            <w:tcBorders>
+              <w:top w:val="single" w:sz="4" w:space="0" w:color="3D444D"/>
+              <w:left w:val="single" w:sz="4" w:space="0" w:color="3D444D"/>
+              <w:bottom w:val="single" w:sz="4" w:space="0" w:color="3D444D"/>
+              <w:right w:val="single" w:sz="4" w:space="0" w:color="3D444D"/>
+            </w:tcBorders>
+            <w:shd w:val="clear" w:color="auto" w:fill="0D1117"/>
+            <w:tcMar>
+              <w:top w:w="90" w:type="dxa"/>
+              <w:left w:w="195" w:type="dxa"/>
+              <w:bottom w:w="90" w:type="dxa"/>
+              <w:right w:w="195" w:type="dxa"/>
+            </w:tcMar>
+            <w:vAlign w:val="center"/>
+            <w:hideMark/>
+          </w:tcPr>
+          <w:p>
+            <w:pPr>
+              <w:rPr>
+                <w:b/>
+                <w:bCs/>
+              </w:rPr>
+            </w:pPr>
+            <w:proofErr w:type="spellStart"/>
+            <w:r>
+              <w:rPr>
+                <w:b/>
+                <w:bCs/>
+              </w:rPr>
+              <w:t>infraestrutura_urbana</w:t>
+            </w:r>
+            <w:proofErr w:type="spellEnd"/>
+          </w:p>
+        </w:tc>
+        <w:tc>
+          <w:tcPr>
+            <w:tcW w:w="0" w:type="auto"/>
+            <w:tcBorders>
+              <w:top w:val="single" w:sz="4" w:space="0" w:color="3D444D"/>
+              <w:left w:val="single" w:sz="4" w:space="0" w:color="3D444D"/>
+              <w:bottom w:val="single" w:sz="4" w:space="0" w:color="3D444D"/>
+              <w:right w:val="single" w:sz="4" w:space="0" w:color="3D444D"/>
+            </w:tcBorders>
+            <w:shd w:val="clear" w:color="auto" w:fill="0D1117"/>
+            <w:tcMar>
+              <w:top w:w="90" w:type="dxa"/>
+              <w:left w:w="195" w:type="dxa"/>
+              <w:bottom w:w="90" w:type="dxa"/>
+              <w:right w:w="195" w:type="dxa"/>
+            </w:tcMar>
+            <w:vAlign w:val="center"/>
+            <w:hideMark/>
+          </w:tcPr>
+          <w:p>
+            <w:pPr>
+              <w:rPr>
+                <w:b/>
+                <w:bCs/>
+              </w:rPr>
+            </w:pPr>
+            <w:r>
+              <w:rPr>
+                <w:b/>
+                <w:bCs/>
+              </w:rPr>
+              <w:t>33%</w:t>
+            </w:r>
+          </w:p>
+        </w:tc>
+        <w:tc>
+          <w:tcPr>
+            <w:tcW w:w="0" w:type="auto"/>
+            <w:tcBorders>
+              <w:top w:val="single" w:sz="4" w:space="0" w:color="3D444D"/>
+              <w:left w:val="single" w:sz="4" w:space="0" w:color="3D444D"/>
+              <w:bottom w:val="single" w:sz="4" w:space="0" w:color="3D444D"/>
+              <w:right w:val="single" w:sz="4" w:space="0" w:color="3D444D"/>
+            </w:tcBorders>
+            <w:shd w:val="clear" w:color="auto" w:fill="0D1117"/>
+            <w:tcMar>
+              <w:top w:w="90" w:type="dxa"/>
+              <w:left w:w="195" w:type="dxa"/>
+              <w:bottom w:w="90" w:type="dxa"/>
+              <w:right w:w="195" w:type="dxa"/>
+            </w:tcMar>
+            <w:vAlign w:val="center"/>
+            <w:hideMark/>
+          </w:tcPr>
+          <w:p>
+            <w:pPr>
+              <w:rPr>
+                <w:b/>
+                <w:bCs/>
+              </w:rPr>
+            </w:pPr>
+            <w:r>
+              <w:rPr>
+                <w:b/>
+                <w:bCs/>
+              </w:rPr>
+              <w:t>menor relevância relativa local</w:t>
+            </w:r>
+          </w:p>
+        </w:tc>
+      </w:tr>
+      <w:tr>
+        <w:tc>
+          <w:tcPr>
+            <w:tcW w:w="0" w:type="auto"/>
+            <w:tcBorders>
+              <w:top w:val="single" w:sz="4" w:space="0" w:color="3D444D"/>
+              <w:left w:val="single" w:sz="4" w:space="0" w:color="3D444D"/>
+              <w:bottom w:val="single" w:sz="4" w:space="0" w:color="3D444D"/>
+              <w:right w:val="single" w:sz="4" w:space="0" w:color="3D444D"/>
+            </w:tcBorders>
+            <w:shd w:val="clear" w:color="auto" w:fill="151B23"/>
+            <w:tcMar>
+              <w:top w:w="90" w:type="dxa"/>
+              <w:left w:w="195" w:type="dxa"/>
+              <w:bottom w:w="90" w:type="dxa"/>
+              <w:right w:w="195" w:type="dxa"/>
+            </w:tcMar>
+            <w:vAlign w:val="center"/>
+            <w:hideMark/>
+          </w:tcPr>
+          <w:p>
+            <w:pPr>
+              <w:rPr>
+                <w:b/>
+                <w:bCs/>
+              </w:rPr>
+            </w:pPr>
+            <w:proofErr w:type="spellStart"/>
+            <w:r>
+              <w:rPr>
+                <w:b/>
+                <w:bCs/>
+              </w:rPr>
+              <w:t>capital_humano</w:t>
+            </w:r>
+            <w:proofErr w:type="spellEnd"/>
+          </w:p>
+        </w:tc>
+        <w:tc>
+          <w:tcPr>
+            <w:tcW w:w="0" w:type="auto"/>
+            <w:tcBorders>
+              <w:top w:val="single" w:sz="4" w:space="0" w:color="3D444D"/>
+              <w:left w:val="single" w:sz="4" w:space="0" w:color="3D444D"/>
+              <w:bottom w:val="single" w:sz="4" w:space="0" w:color="3D444D"/>
+              <w:right w:val="single" w:sz="4" w:space="0" w:color="3D444D"/>
+            </w:tcBorders>
+            <w:shd w:val="clear" w:color="auto" w:fill="151B23"/>
+            <w:tcMar>
+              <w:top w:w="90" w:type="dxa"/>
+              <w:left w:w="195" w:type="dxa"/>
+              <w:bottom w:w="90" w:type="dxa"/>
+              <w:right w:w="195" w:type="dxa"/>
+            </w:tcMar>
+            <w:vAlign w:val="center"/>
+            <w:hideMark/>
+          </w:tcPr>
+          <w:p>
+            <w:pPr>
+              <w:rPr>
+                <w:b/>
+                <w:bCs/>
+              </w:rPr>
+            </w:pPr>
+            <w:r>
+              <w:rPr>
+                <w:b/>
+                <w:bCs/>
+              </w:rPr>
+              <w:t>33%</w:t>
+            </w:r>
+          </w:p>
+        </w:tc>
+        <w:tc>
+          <w:tcPr>
+            <w:tcW w:w="0" w:type="auto"/>
+            <w:tcBorders>
+              <w:top w:val="single" w:sz="4" w:space="0" w:color="3D444D"/>
+              <w:left w:val="single" w:sz="4" w:space="0" w:color="3D444D"/>
+              <w:bottom w:val="single" w:sz="4" w:space="0" w:color="3D444D"/>
+              <w:right w:val="single" w:sz="4" w:space="0" w:color="3D444D"/>
+            </w:tcBorders>
+            <w:shd w:val="clear" w:color="auto" w:fill="151B23"/>
+            <w:tcMar>
+              <w:top w:w="90" w:type="dxa"/>
+              <w:left w:w="195" w:type="dxa"/>
+              <w:bottom w:w="90" w:type="dxa"/>
+              <w:right w:w="195" w:type="dxa"/>
+            </w:tcMar>
+            <w:vAlign w:val="center"/>
+            <w:hideMark/>
+          </w:tcPr>
+          <w:p>
+            <w:pPr>
+              <w:rPr>
+                <w:b/>
+                <w:bCs/>
+              </w:rPr>
+            </w:pPr>
+            <w:r>
+              <w:rPr>
+                <w:b/>
+                <w:bCs/>
+              </w:rPr>
+              <w:t>maior peso</w:t>
+            </w:r>
+          </w:p>
+        </w:tc>
+      </w:tr>
+      <w:tr>
+        <w:tc>
+          <w:tcPr>
+            <w:tcW w:w="0" w:type="auto"/>
+            <w:tcBorders>
+              <w:top w:val="single" w:sz="4" w:space="0" w:color="3D444D"/>
+              <w:left w:val="single" w:sz="4" w:space="0" w:color="3D444D"/>
+              <w:bottom w:val="single" w:sz="4" w:space="0" w:color="3D444D"/>
+              <w:right w:val="single" w:sz="4" w:space="0" w:color="3D444D"/>
+            </w:tcBorders>
+            <w:shd w:val="clear" w:color="auto" w:fill="0D1117"/>
+            <w:tcMar>
+              <w:top w:w="90" w:type="dxa"/>
+              <w:left w:w="195" w:type="dxa"/>
+              <w:bottom w:w="90" w:type="dxa"/>
+              <w:right w:w="195" w:type="dxa"/>
+            </w:tcMar>
+            <w:vAlign w:val="center"/>
+            <w:hideMark/>
+          </w:tcPr>
+          <w:p>
+            <w:pPr>
+              <w:rPr>
+                <w:b/>
+                <w:bCs/>
+              </w:rPr>
+            </w:pPr>
+            <w:proofErr w:type="spellStart"/>
+            <w:r>
+              <w:rPr>
+                <w:b/>
+                <w:bCs/>
+              </w:rPr>
+              <w:t>renda_trabalho</w:t>
+            </w:r>
+            <w:proofErr w:type="spellEnd"/>
+          </w:p>
+        </w:tc>
+        <w:tc>
+          <w:tcPr>
+            <w:tcW w:w="0" w:type="auto"/>
+            <w:tcBorders>
+              <w:top w:val="single" w:sz="4" w:space="0" w:color="3D444D"/>
+              <w:left w:val="single" w:sz="4" w:space="0" w:color="3D444D"/>
+              <w:bottom w:val="single" w:sz="4" w:space="0" w:color="3D444D"/>
+              <w:right w:val="single" w:sz="4" w:space="0" w:color="3D444D"/>
+            </w:tcBorders>
+            <w:shd w:val="clear" w:color="auto" w:fill="0D1117"/>
+            <w:tcMar>
+              <w:top w:w="90" w:type="dxa"/>
+              <w:left w:w="195" w:type="dxa"/>
+              <w:bottom w:w="90" w:type="dxa"/>
+              <w:right w:w="195" w:type="dxa"/>
+            </w:tcMar>
+            <w:vAlign w:val="center"/>
+            <w:hideMark/>
+          </w:tcPr>
+          <w:p>
+            <w:pPr>
+              <w:rPr>
+                <w:b/>
+                <w:bCs/>
+              </w:rPr>
+            </w:pPr>
+            <w:r>
+              <w:rPr>
+                <w:b/>
+                <w:bCs/>
+              </w:rPr>
+              <w:t>33%</w:t>
+            </w:r>
+          </w:p>
+        </w:tc>
+        <w:tc>
+          <w:tcPr>
+            <w:tcW w:w="0" w:type="auto"/>
+            <w:tcBorders>
+              <w:top w:val="single" w:sz="4" w:space="0" w:color="3D444D"/>
+              <w:left w:val="single" w:sz="4" w:space="0" w:color="3D444D"/>
+              <w:bottom w:val="single" w:sz="4" w:space="0" w:color="3D444D"/>
+              <w:right w:val="single" w:sz="4" w:space="0" w:color="3D444D"/>
+            </w:tcBorders>
+            <w:shd w:val="clear" w:color="auto" w:fill="0D1117"/>
+            <w:tcMar>
+              <w:top w:w="90" w:type="dxa"/>
+              <w:left w:w="195" w:type="dxa"/>
+              <w:bottom w:w="90" w:type="dxa"/>
+              <w:right w:w="195" w:type="dxa"/>
+            </w:tcMar>
+            <w:vAlign w:val="center"/>
+            <w:hideMark/>
+          </w:tcPr>
+          <w:p>
+            <w:pPr>
+              <w:rPr>
+                <w:b/>
+                <w:bCs/>
+              </w:rPr>
+            </w:pPr>
+            <w:r>
+              <w:rPr>
+                <w:b/>
+                <w:bCs/>
+              </w:rPr>
+              <w:t>maior peso</w:t>
+            </w:r>
+          </w:p>
+        </w:tc>
+      </w:tr>
+    </w:tbl>
+    <w:p>
+      <w:pPr>
+        <w:rPr>
+          <w:b/>
+          <w:bCs/>
+        </w:rPr>
+      </w:pPr>
+      <w:r>
+        <w:rPr>
+          <w:b/>
+          <w:bCs/>
+        </w:rPr>
+        <w:t>Ajustes devem ser documentados e justificados tecnicamente.</w:t>
+      </w:r>
+    </w:p>
+    <w:p>
+      <w:pPr>
+        <w:rPr>
+          <w:b/>
+          <w:bCs/>
+        </w:rPr>
+      </w:pPr>
+      <w:r>
+        <w:rPr>
+          <w:b/>
+          <w:bCs/>
+        </w:rPr>
+        <w:pict w14:anchorId="4F2EA769">
+          <v:rect id="_x0000_i1122" style="width:0;height:3pt" o:hralign="center" o:hrstd="t" o:hr="t" fillcolor="#a0a0a0" stroked="f"/>
+        </w:pict>
+      </w:r>
+    </w:p>
+    <w:p>
+      <w:pPr>
+        <w:rPr>
+          <w:b/>
+          <w:bCs/>
+        </w:rPr>
+      </w:pPr>
+      <w:r>
+        <w:rPr>
+          <w:rFonts w:ascii="Segoe UI Emoji" w:hAnsi="Segoe UI Emoji" w:cs="Segoe UI Emoji"/>
+          <w:b/>
+          <w:bCs/>
+        </w:rPr>
+        <w:t>📍</w:t>
+      </w:r>
+      <w:r>
+        <w:rPr>
+          <w:b/>
+          <w:bCs/>
+        </w:rPr>
+        <w:t xml:space="preserve"> Unidade de análise</w:t>
+      </w:r>
+    </w:p>
+    <w:p>
+      <w:pPr>
+        <w:rPr>
+          <w:b/>
+          <w:bCs/>
+        </w:rPr>
+      </w:pPr>
+      <w:r>
+        <w:rPr>
+          <w:b/>
+          <w:bCs/>
+        </w:rPr>
+        <w:t>A estrutura analítica segue:</w:t>
+      </w:r>
+    </w:p>
+    <w:p>
+      <w:pPr>
+        <w:rPr>
+          <w:b/>
+          <w:bCs/>
+        </w:rPr>
+      </w:pPr>
+      <w:r>
+        <w:rPr>
+          <w:b/>
+          <w:bCs/>
+        </w:rPr>
+        <w:t>Pessoa → Família → Loteamento → Núcleo → Região de Planejamento</w:t>
+      </w:r>
+    </w:p>
+    <w:p>
+      <w:pPr>
+        <w:rPr>
+          <w:b/>
+          <w:bCs/>
+        </w:rPr>
+      </w:pPr>
+      <w:r>
+        <w:rPr>
+          <w:b/>
+          <w:bCs/>
+        </w:rPr>
+        <w:t>Princípios:</w:t>
+      </w:r>
+    </w:p>
+    <w:p>
+      <w:pPr>
+        <w:numPr>
+          <w:ilvl w:val="0"/>
+          <w:numId w:val="7"/>
+        </w:numPr>
+        <w:rPr>
+          <w:b/>
+          <w:bCs/>
+        </w:rPr>
+      </w:pPr>
+      <w:r>
+        <w:rPr>
+          <w:b/>
+          <w:bCs/>
+        </w:rPr>
+        <w:lastRenderedPageBreak/>
+        <w:t>A unidade mínima é a pessoa</w:t>
+      </w:r>
+    </w:p>
+    <w:p>
+      <w:pPr>
+        <w:numPr>
+          <w:ilvl w:val="0"/>
+          <w:numId w:val="7"/>
+        </w:numPr>
+        <w:rPr>
+          <w:b/>
+          <w:bCs/>
+        </w:rPr>
+      </w:pPr>
+      <w:r>
+        <w:rPr>
+          <w:b/>
+          <w:bCs/>
+        </w:rPr>
+        <w:t>A unidade territorial de leitura é o loteamento</w:t>
+      </w:r>
+    </w:p>
+    <w:p>
+      <w:pPr>
+        <w:numPr>
+          <w:ilvl w:val="0"/>
+          <w:numId w:val="7"/>
+        </w:numPr>
+        <w:rPr>
+          <w:b/>
+          <w:bCs/>
+        </w:rPr>
+      </w:pPr>
+      <w:r>
+        <w:rPr>
+          <w:b/>
+          <w:bCs/>
+        </w:rPr>
+        <w:t>Núcleos são estruturas operacionais (não fixas)</w:t>
+      </w:r>
+    </w:p>
+    <w:p>
+      <w:pPr>
+        <w:rPr>
+          <w:b/>
+          <w:bCs/>
+        </w:rPr>
+      </w:pPr>
+      <w:r>
+        <w:rPr>
+          <w:b/>
+          <w:bCs/>
+        </w:rPr>
+        <w:pict w14:anchorId="4BD938F7">
+          <v:rect id="_x0000_i1123" style="width:0;height:3pt" o:hralign="center" o:hrstd="t" o:hr="t" fillcolor="#a0a0a0" stroked="f"/>
+        </w:pict>
+      </w:r>
+    </w:p>
+    <w:p>
+      <w:pPr>
+        <w:rPr>
+          <w:b/>
+          <w:bCs/>
+        </w:rPr>
+      </w:pPr>
+      <w:r>
+        <w:rPr>
+          <w:rFonts w:ascii="Segoe UI Emoji" w:hAnsi="Segoe UI Emoji" w:cs="Segoe UI Emoji"/>
+          <w:b/>
+          <w:bCs/>
+        </w:rPr>
+        <w:t>🧭</w:t>
+      </w:r>
+      <w:r>
+        <w:rPr>
+          <w:b/>
+          <w:bCs/>
+        </w:rPr>
+        <w:t xml:space="preserve"> Integração com IPST-H</w:t>
+      </w:r>
+    </w:p>
+    <w:p>
+      <w:pPr>
+        <w:rPr>
+          <w:b/>
+          <w:bCs/>
+        </w:rPr>
+      </w:pPr>
+      <w:r>
+        <w:rPr>
+          <w:b/>
+          <w:bCs/>
+        </w:rPr>
+        <w:t>O IVS-H mede:</w:t>
+      </w:r>
+    </w:p>
+    <w:p>
+      <w:pPr>
+        <w:rPr>
+          <w:b/>
+          <w:bCs/>
+        </w:rPr>
+      </w:pPr>
+      <w:r>
+        <w:rPr>
+          <w:b/>
+          <w:bCs/>
+        </w:rPr>
+        <w:t>"Onde está a vulnerabilidade"</w:t>
+      </w:r>
+    </w:p>
+    <w:p>
+      <w:pPr>
+        <w:rPr>
+          <w:b/>
+          <w:bCs/>
+        </w:rPr>
+      </w:pPr>
+      <w:r>
+        <w:rPr>
+          <w:b/>
+          <w:bCs/>
+        </w:rPr>
+        <w:t>O IPST-H (índice complementar) medirá:</w:t>
+      </w:r>
+    </w:p>
+    <w:p>
+      <w:pPr>
+        <w:rPr>
+          <w:b/>
+          <w:bCs/>
+        </w:rPr>
+      </w:pPr>
+      <w:r>
+        <w:rPr>
+          <w:b/>
+          <w:bCs/>
+        </w:rPr>
+        <w:t>"Onde a vulnerabilidade pressiona a capacidade do Estado"</w:t>
+      </w:r>
+    </w:p>
+    <w:p>
+      <w:pPr>
+        <w:rPr>
+          <w:b/>
+          <w:bCs/>
+        </w:rPr>
+      </w:pPr>
+      <w:r>
+        <w:rPr>
+          <w:b/>
+          <w:bCs/>
+        </w:rPr>
+        <w:pict w14:anchorId="676B430E">
+          <v:rect id="_x0000_i1124" style="width:0;height:3pt" o:hralign="center" o:hrstd="t" o:hr="t" fillcolor="#a0a0a0" stroked="f"/>
+        </w:pict>
+      </w:r>
+    </w:p>
+    <w:p>
+      <w:pPr>
+        <w:rPr>
+          <w:b/>
+          <w:bCs/>
+        </w:rPr>
+      </w:pPr>
+      <w:r>
+        <w:rPr>
+          <w:rFonts w:ascii="Segoe UI Emoji" w:hAnsi="Segoe UI Emoji" w:cs="Segoe UI Emoji"/>
+          <w:b/>
+          <w:bCs/>
+        </w:rPr>
+        <w:t>📊</w:t>
+      </w:r>
+      <w:r>
+        <w:rPr>
+          <w:b/>
+          <w:bCs/>
+        </w:rPr>
+        <w:t xml:space="preserve"> Natureza do indicador</w:t>
+      </w:r>
+    </w:p>
+    <w:p>
+      <w:pPr>
+        <w:rPr>
+          <w:b/>
+          <w:bCs/>
+        </w:rPr>
+      </w:pPr>
+      <w:r>
+        <w:rPr>
+          <w:b/>
+          <w:bCs/>
+        </w:rPr>
+        <w:t>O IVS-H é:</w:t>
+      </w:r>
+    </w:p>
+    <w:p>
+      <w:pPr>
+        <w:numPr>
+          <w:ilvl w:val="0"/>
+          <w:numId w:val="8"/>
+        </w:numPr>
+        <w:rPr>
+          <w:b/>
+          <w:bCs/>
+        </w:rPr>
+      </w:pPr>
+      <w:r>
+        <w:rPr>
+          <w:b/>
+          <w:bCs/>
+        </w:rPr>
+        <w:t>multidimensional</w:t>
+      </w:r>
+    </w:p>
+    <w:p>
+      <w:pPr>
+        <w:numPr>
+          <w:ilvl w:val="0"/>
+          <w:numId w:val="8"/>
+        </w:numPr>
+        <w:rPr>
+          <w:b/>
+          <w:bCs/>
+        </w:rPr>
+      </w:pPr>
+      <w:r>
+        <w:rPr>
+          <w:b/>
+          <w:bCs/>
+        </w:rPr>
+        <w:t>territorial</w:t>
+      </w:r>
+    </w:p>
+    <w:p>
+      <w:pPr>
+        <w:numPr>
+          <w:ilvl w:val="0"/>
+          <w:numId w:val="8"/>
+        </w:numPr>
+        <w:rPr>
+          <w:b/>
+          <w:bCs/>
+        </w:rPr>
+      </w:pPr>
+      <w:r>
+        <w:rPr>
+          <w:b/>
+          <w:bCs/>
+        </w:rPr>
+        <w:t>progressivo</w:t>
+      </w:r>
+    </w:p>
+    <w:p>
+      <w:pPr>
+        <w:numPr>
+          <w:ilvl w:val="0"/>
+          <w:numId w:val="8"/>
+        </w:numPr>
+        <w:rPr>
+          <w:b/>
+          <w:bCs/>
+        </w:rPr>
+      </w:pPr>
+      <w:r>
+        <w:rPr>
+          <w:b/>
+          <w:bCs/>
+        </w:rPr>
+        <w:t>auditável</w:t>
+      </w:r>
+    </w:p>
+    <w:p>
+      <w:pPr>
+        <w:numPr>
+          <w:ilvl w:val="0"/>
+          <w:numId w:val="8"/>
+        </w:numPr>
+        <w:rPr>
+          <w:b/>
+          <w:bCs/>
+        </w:rPr>
+      </w:pPr>
+      <w:r>
+        <w:rPr>
+          <w:b/>
+          <w:bCs/>
+        </w:rPr>
+        <w:t>comparável com o padrão nacional</w:t>
+      </w:r>
+    </w:p>
+    <w:p>
+      <w:pPr>
+        <w:rPr>
+          <w:b/>
+          <w:bCs/>
+        </w:rPr>
+      </w:pPr>
+      <w:r>
+        <w:rPr>
+          <w:b/>
+          <w:bCs/>
+        </w:rPr>
+        <w:t>O IVS-H não é:</w:t>
+      </w:r>
+    </w:p>
+    <w:p>
+      <w:pPr>
+        <w:numPr>
+          <w:ilvl w:val="0"/>
+          <w:numId w:val="9"/>
+        </w:numPr>
+        <w:rPr>
+          <w:b/>
+          <w:bCs/>
+        </w:rPr>
+      </w:pPr>
+      <w:r>
+        <w:rPr>
+          <w:b/>
+          <w:bCs/>
+        </w:rPr>
+        <w:t>ranking de pobreza</w:t>
+      </w:r>
+    </w:p>
+    <w:p>
+      <w:pPr>
+        <w:numPr>
+          <w:ilvl w:val="0"/>
+          <w:numId w:val="9"/>
+        </w:numPr>
+        <w:rPr>
+          <w:b/>
+          <w:bCs/>
+        </w:rPr>
+      </w:pPr>
+      <w:r>
+        <w:rPr>
+          <w:b/>
+          <w:bCs/>
+        </w:rPr>
+        <w:t>diagnóstico absoluto</w:t>
+      </w:r>
+    </w:p>
+    <w:p>
+      <w:pPr>
+        <w:numPr>
+          <w:ilvl w:val="0"/>
+          <w:numId w:val="9"/>
+        </w:numPr>
+        <w:rPr>
+          <w:b/>
+          <w:bCs/>
+        </w:rPr>
+      </w:pPr>
+      <w:r>
+        <w:rPr>
+          <w:b/>
+          <w:bCs/>
+        </w:rPr>
+        <w:t>substituto de políticas públicas</w:t>
+      </w:r>
+    </w:p>
+    <w:p>
+      <w:pPr>
+        <w:rPr>
+          <w:b/>
+          <w:bCs/>
+        </w:rPr>
+      </w:pPr>
+      <w:r>
+        <w:rPr>
+          <w:b/>
+          <w:bCs/>
+        </w:rPr>
+        <w:pict w14:anchorId="18F85C6F">
+          <v:rect id="_x0000_i1125" style="width:0;height:3pt" o:hralign="center" o:hrstd="t" o:hr="t" fillcolor="#a0a0a0" stroked="f"/>
+        </w:pict>
+      </w:r>
+    </w:p>
+    <w:p>
+      <w:pPr>
+        <w:rPr>
+          <w:b/>
+          <w:bCs/>
+        </w:rPr>
+      </w:pPr>
+      <w:r>
+        <w:rPr>
+          <w:rFonts w:ascii="Segoe UI Emoji" w:hAnsi="Segoe UI Emoji" w:cs="Segoe UI Emoji"/>
+          <w:b/>
+          <w:bCs/>
+        </w:rPr>
+        <w:t>⚠️</w:t>
+      </w:r>
+      <w:r>
+        <w:rPr>
+          <w:b/>
+          <w:bCs/>
+        </w:rPr>
+        <w:t> Limitações</w:t>
+      </w:r>
+    </w:p>
+    <w:p>
+      <w:pPr>
+        <w:numPr>
+          <w:ilvl w:val="0"/>
+          <w:numId w:val="10"/>
+        </w:numPr>
+        <w:rPr>
+          <w:b/>
+          <w:bCs/>
+        </w:rPr>
+      </w:pPr>
+      <w:r>
+        <w:rPr>
+          <w:b/>
+          <w:bCs/>
+        </w:rPr>
+        <w:t>Dependência de qualidade do CadÚnico</w:t>
+      </w:r>
+    </w:p>
+    <w:p>
+      <w:pPr>
+        <w:numPr>
+          <w:ilvl w:val="0"/>
+          <w:numId w:val="10"/>
+        </w:numPr>
+        <w:rPr>
+          <w:b/>
+          <w:bCs/>
+        </w:rPr>
+      </w:pPr>
+      <w:r>
+        <w:rPr>
+          <w:b/>
+          <w:bCs/>
+        </w:rPr>
+        <w:t>Cobertura parcial de variáveis na fase inicial</w:t>
+      </w:r>
+    </w:p>
+    <w:p>
+      <w:pPr>
+        <w:numPr>
+          <w:ilvl w:val="0"/>
+          <w:numId w:val="10"/>
+        </w:numPr>
+        <w:rPr>
+          <w:b/>
+          <w:bCs/>
+        </w:rPr>
+      </w:pPr>
+      <w:r>
+        <w:rPr>
+          <w:b/>
+          <w:bCs/>
+        </w:rPr>
+        <w:t>Necessidade de integração com bases externas</w:t>
+      </w:r>
+    </w:p>
+    <w:p>
+      <w:pPr>
+        <w:numPr>
+          <w:ilvl w:val="0"/>
+          <w:numId w:val="10"/>
+        </w:numPr>
+        <w:rPr>
+          <w:b/>
+          <w:bCs/>
+        </w:rPr>
+      </w:pPr>
+      <w:r>
+        <w:rPr>
+          <w:b/>
+          <w:bCs/>
+        </w:rPr>
+        <w:t>Possível defasagem temporal entre fontes</w:t>
+      </w:r>
+    </w:p>
+    <w:p>
+      <w:pPr>
+        <w:rPr>
+          <w:b/>
+          <w:bCs/>
+        </w:rPr>
+      </w:pPr>
+      <w:r>
+        <w:rPr>
+          <w:b/>
+          <w:bCs/>
+        </w:rPr>
+        <w:pict w14:anchorId="0AFEDAD4">
+          <v:rect id="_x0000_i1126" style="width:0;height:3pt" o:hralign="center" o:hrstd="t" o:hr="t" fillcolor="#a0a0a0" stroked="f"/>
+        </w:pict>
+      </w:r>
+    </w:p>
+    <w:p>
+      <w:pPr>
+        <w:rPr>
+          <w:b/>
+          <w:bCs/>
+        </w:rPr>
+      </w:pPr>
+      <w:r>
+        <w:rPr>
+          <w:rFonts w:ascii="Segoe UI Emoji" w:hAnsi="Segoe UI Emoji" w:cs="Segoe UI Emoji"/>
+          <w:b/>
+          <w:bCs/>
+        </w:rPr>
+        <w:t>🔁</w:t>
+      </w:r>
+      <w:r>
+        <w:rPr>
+          <w:b/>
+          <w:bCs/>
+        </w:rPr>
+        <w:t xml:space="preserve"> Atualização</w:t>
+      </w:r>
+    </w:p>
+    <w:p>
+      <w:pPr>
+        <w:rPr>
+          <w:b/>
+          <w:bCs/>
+        </w:rPr>
+      </w:pPr>
+      <w:r>
+        <w:rPr>
+          <w:b/>
+          <w:bCs/>
+        </w:rPr>
+        <w:t>O IVS-H será atualizado conforme:</w:t>
+      </w:r>
+    </w:p>
+    <w:p>
+      <w:pPr>
+        <w:numPr>
+          <w:ilvl w:val="0"/>
+          <w:numId w:val="11"/>
+        </w:numPr>
+        <w:rPr>
+          <w:b/>
+          <w:bCs/>
+        </w:rPr>
+      </w:pPr>
+      <w:r>
+        <w:rPr>
+          <w:b/>
+          <w:bCs/>
+        </w:rPr>
+        <w:lastRenderedPageBreak/>
+        <w:t>atualização do CadÚnico</w:t>
+      </w:r>
+    </w:p>
+    <w:p>
+      <w:pPr>
+        <w:numPr>
+          <w:ilvl w:val="0"/>
+          <w:numId w:val="11"/>
+        </w:numPr>
+        <w:rPr>
+          <w:b/>
+          <w:bCs/>
+        </w:rPr>
+      </w:pPr>
+      <w:r>
+        <w:rPr>
+          <w:b/>
+          <w:bCs/>
+        </w:rPr>
+        <w:t>integração de novas bases</w:t>
+      </w:r>
+    </w:p>
+    <w:p>
+      <w:pPr>
+        <w:numPr>
+          <w:ilvl w:val="0"/>
+          <w:numId w:val="11"/>
+        </w:numPr>
+        <w:rPr>
+          <w:b/>
+          <w:bCs/>
+        </w:rPr>
+      </w:pPr>
+      <w:r>
+        <w:rPr>
+          <w:b/>
+          <w:bCs/>
+        </w:rPr>
+        <w:t>revisão metodológica documentada</w:t>
+      </w:r>
+    </w:p>
+    <w:p>
+      <w:pPr>
+        <w:rPr>
+          <w:b/>
+          <w:bCs/>
+        </w:rPr>
+      </w:pPr>
+      <w:r>
+        <w:rPr>
+          <w:b/>
+          <w:bCs/>
+        </w:rPr>
+        <w:pict w14:anchorId="6E1DBBF2">
+          <v:rect id="_x0000_i1127" style="width:0;height:3pt" o:hralign="center" o:hrstd="t" o:hr="t" fillcolor="#a0a0a0" stroked="f"/>
+        </w:pict>
+      </w:r>
+    </w:p>
+    <w:p>
+      <w:pPr>
+        <w:rPr>
+          <w:b/>
+          <w:bCs/>
+        </w:rPr>
+      </w:pPr>
+      <w:r>
+        <w:rPr>
+          <w:rFonts w:ascii="Segoe UI Emoji" w:hAnsi="Segoe UI Emoji" w:cs="Segoe UI Emoji"/>
+          <w:b/>
+          <w:bCs/>
+        </w:rPr>
+        <w:t>🧾</w:t>
+      </w:r>
+      <w:r>
+        <w:rPr>
+          <w:b/>
+          <w:bCs/>
+        </w:rPr>
+        <w:t xml:space="preserve"> Rastreabilidade</w:t>
+      </w:r>
+    </w:p>
+    <w:p>
+      <w:pPr>
+        <w:rPr>
+          <w:b/>
+          <w:bCs/>
+        </w:rPr>
+      </w:pPr>
+      <w:r>
+        <w:rPr>
+          <w:b/>
+          <w:bCs/>
+        </w:rPr>
+        <w:t>Todo cálculo deve:</w:t>
+      </w:r>
+    </w:p>
+    <w:p>
+      <w:pPr>
+        <w:numPr>
+          <w:ilvl w:val="0"/>
+          <w:numId w:val="12"/>
+        </w:numPr>
+        <w:rPr>
+          <w:b/>
+          <w:bCs/>
+        </w:rPr>
+      </w:pPr>
+      <w:r>
+        <w:rPr>
+          <w:b/>
+          <w:bCs/>
+        </w:rPr>
+        <w:t>registrar fonte de dados</w:t>
+      </w:r>
+    </w:p>
+    <w:p>
+      <w:pPr>
+        <w:numPr>
+          <w:ilvl w:val="0"/>
+          <w:numId w:val="12"/>
+        </w:numPr>
+        <w:rPr>
+          <w:b/>
+          <w:bCs/>
+        </w:rPr>
+      </w:pPr>
+      <w:r>
+        <w:rPr>
+          <w:b/>
+          <w:bCs/>
+        </w:rPr>
+        <w:t>registrar período de referência</w:t>
+      </w:r>
+    </w:p>
+    <w:p>
+      <w:pPr>
+        <w:numPr>
+          <w:ilvl w:val="0"/>
+          <w:numId w:val="12"/>
+        </w:numPr>
+        <w:rPr>
+          <w:b/>
+          <w:bCs/>
+        </w:rPr>
+      </w:pPr>
+      <w:r>
+        <w:rPr>
+          <w:b/>
+          <w:bCs/>
+        </w:rPr>
+        <w:t>registrar versão metodológica</w:t>
+      </w:r>
+    </w:p>
+    <w:p>
+      <w:pPr>
+        <w:numPr>
+          <w:ilvl w:val="0"/>
+          <w:numId w:val="12"/>
+        </w:numPr>
+        <w:rPr>
+          <w:b/>
+          <w:bCs/>
+        </w:rPr>
+      </w:pPr>
+      <w:r>
+        <w:rPr>
+          <w:b/>
+          <w:bCs/>
+        </w:rPr>
+        <w:t>permitir reprodução técnica</w:t>
+      </w:r>
+    </w:p>
+    <w:p>
+      <w:pPr>
+        <w:rPr>
+          <w:b/>
+          <w:bCs/>
+        </w:rPr>
+      </w:pPr>
+      <w:r>
+        <w:rPr>
+          <w:b/>
+          <w:bCs/>
+        </w:rPr>
+        <w:pict w14:anchorId="05C03751">
+          <v:rect id="_x0000_i1128" style="width:0;height:3pt" o:hralign="center" o:hrstd="t" o:hr="t" fillcolor="#a0a0a0" stroked="f"/>
+        </w:pict>
+      </w:r>
+    </w:p>
+    <w:p>
+      <w:pPr>
+        <w:rPr>
+          <w:b/>
+          <w:bCs/>
+        </w:rPr>
+      </w:pPr>
+      <w:r>
+        <w:rPr>
+          <w:rFonts w:ascii="Segoe UI Emoji" w:hAnsi="Segoe UI Emoji" w:cs="Segoe UI Emoji"/>
+          <w:b/>
+          <w:bCs/>
+        </w:rPr>
+        <w:t>📌</w:t>
+      </w:r>
+      <w:r>
+        <w:rPr>
+          <w:b/>
+          <w:bCs/>
+        </w:rPr>
+        <w:t xml:space="preserve"> Situação atual</w:t>
+      </w:r>
+    </w:p>
+    <w:p>
+      <w:pPr>
+        <w:numPr>
+          <w:ilvl w:val="0"/>
+          <w:numId w:val="13"/>
+        </w:numPr>
+        <w:rPr>
+          <w:b/>
+          <w:bCs/>
+        </w:rPr>
+      </w:pPr>
+      <w:r>
+        <w:rPr>
+          <w:b/>
+          <w:bCs/>
+        </w:rPr>
+        <w:t>Metodologia definida</w:t>
+      </w:r>
+    </w:p>
+    <w:p>
+      <w:pPr>
+        <w:numPr>
+          <w:ilvl w:val="0"/>
+          <w:numId w:val="13"/>
+        </w:numPr>
+        <w:rPr>
+          <w:b/>
+          <w:bCs/>
+        </w:rPr>
+      </w:pPr>
+      <w:r>
+        <w:rPr>
+          <w:b/>
+          <w:bCs/>
+        </w:rPr>
+        <w:t>Fase 1 em execução (CadÚnico)</w:t>
+      </w:r>
+    </w:p>
+    <w:p>
+      <w:pPr>
+        <w:numPr>
+          <w:ilvl w:val="0"/>
+          <w:numId w:val="13"/>
+        </w:numPr>
+        <w:rPr>
+          <w:b/>
+          <w:bCs/>
+        </w:rPr>
+      </w:pPr>
+      <w:r>
+        <w:rPr>
+          <w:b/>
+          <w:bCs/>
+        </w:rPr>
+        <w:t>Integração com fontes externas em planejamento</w:t>
+      </w:r>
+    </w:p>
+    <w:p>
+      <w:pPr>
+        <w:rPr>
+          <w:b/>
+          <w:bCs/>
+        </w:rPr>
+      </w:pPr>
+      <w:r>
+        <w:rPr>
+          <w:b/>
+          <w:bCs/>
+        </w:rPr>
+        <w:pict w14:anchorId="3A16D067">
+          <v:rect id="_x0000_i1129" style="width:0;height:3pt" o:hralign="center" o:hrstd="t" o:hr="t" fillcolor="#a0a0a0" stroked="f"/>
+        </w:pict>
+      </w:r>
+    </w:p>
+    <w:p>
+      <w:pPr>
+        <w:rPr>
+          <w:b/>
+          <w:bCs/>
+        </w:rPr>
+      </w:pPr>
+      <w:r>
+        <w:rPr>
+          <w:rFonts w:ascii="Segoe UI Emoji" w:hAnsi="Segoe UI Emoji" w:cs="Segoe UI Emoji"/>
+          <w:b/>
+          <w:bCs/>
+        </w:rPr>
+        <w:t>📚</w:t>
+      </w:r>
+      <w:r>
+        <w:rPr>
+          <w:b/>
+          <w:bCs/>
+        </w:rPr>
+        <w:t xml:space="preserve"> Referências</w:t>
+      </w:r>
+    </w:p>
+    <w:p>
+      <w:pPr>
+        <w:rPr>
+          <w:b/>
+          <w:bCs/>
+        </w:rPr>
+      </w:pPr>
+      <w:r>
+        <w:rPr>
+          <w:b/>
+          <w:bCs/>
+        </w:rPr>
+        <w:t>COSTA, M. A.; MARGUTI, B. O. Atlas da Vulnerabilidade Social nos Municípios Brasileiros. IPEA, 2015.</w:t>
+      </w:r>
+    </w:p>
+    <w:p>
+      <w:pPr>
+        <w:rPr>
+          <w:b/>
+          <w:bCs/>
+        </w:rPr>
+      </w:pPr>
+      <w:r>
+        <w:rPr>
+          <w:b/>
+          <w:bCs/>
+        </w:rPr>
+        <w:t>JANNUZZI, P. M. Indicadores Sociais no Brasil. Campinas: Alínea, 2012.</w:t>
+      </w:r>
+    </w:p>
+    <w:p>
+      <w:pPr>
+        <w:rPr>
+          <w:b/>
+          <w:bCs/>
+        </w:rPr>
+      </w:pPr>
+      <w:r>
+        <w:rPr>
+          <w:b/>
+          <w:bCs/>
+          <w:lang w:val="en-US"/>
+        </w:rPr>
+        <w:t xml:space="preserve">OECD. Handbook on Constructing Composite Indicators. </w:t>
+      </w:r>
+      <w:r>
+        <w:rPr>
+          <w:b/>
+          <w:bCs/>
+        </w:rPr>
+        <w:t>OECD Publishing, 2008.</w:t>
+      </w:r>
+    </w:p>
+    <w:p>
+      <w:pPr>
+        <w:rPr>
+          <w:b/>
+          <w:bCs/>
+        </w:rPr>
+      </w:pPr>
     </w:p>
     <w:sectPr>
       <w:pgSz w:w="11906" w:h="16838"/>
@@ -479,6 +3826,1987 @@
     </w:sectPr>
   </w:body>
 </w:document>
+</file>
+
+<file path=word/numbering.xml><?xml version="1.0" encoding="utf-8"?>
+<w:numbering xmlns:wpc="http://schemas.microsoft.com/office/word/2010/wordprocessingCanvas" xmlns:cx="http://schemas.microsoft.com/office/drawing/2014/chartex" xmlns:cx1="http://schemas.microsoft.com/office/drawing/2015/9/8/chartex" xmlns:cx2="http://schemas.microsoft.com/office/drawing/2015/10/21/chartex" xmlns:cx3="http://schemas.microsoft.com/office/drawing/2016/5/9/chartex" xmlns:cx4="http://schemas.microsoft.com/office/drawing/2016/5/10/chartex" xmlns:cx5="http://schemas.microsoft.com/office/drawing/2016/5/11/chartex" xmlns:cx6="http://schemas.microsoft.com/office/drawing/2016/5/12/chartex" xmlns:cx7="http://schemas.microsoft.com/office/drawing/2016/5/13/chartex" xmlns:cx8="http://schemas.microsoft.com/office/drawing/2016/5/14/chartex" xmlns:mc="http://schemas.openxmlformats.org/markup-compatibility/2006" xmlns:aink="http://schemas.microsoft.com/office/drawing/2016/ink" xmlns:am3d="http://schemas.microsoft.com/office/drawing/2017/model3d" xmlns:o="urn:schemas-microsoft-com:office:office" xmlns:oel="http://schemas.microsoft.com/office/2019/extlst" xmlns:r="http://schemas.openxmlformats.org/officeDocument/2006/relationships" xmlns:m="http://schemas.openxmlformats.org/officeDocument/2006/math" xmlns:v="urn:schemas-microsoft-com:vml" xmlns:wp14="http://schemas.microsoft.com/office/word/2010/wordprocessingDrawing" xmlns:wp="http://schemas.openxmlformats.org/drawingml/2006/wordprocessingDrawing" xmlns:w10="urn:schemas-microsoft-com:office:word" xmlns:w="http://schemas.openxmlformats.org/wordprocessingml/2006/main" xmlns:w14="http://schemas.microsoft.com/office/word/2010/wordml" xmlns:w15="http://schemas.microsoft.com/office/word/2012/wordml" xmlns:w16cex="http://schemas.microsoft.com/office/word/2018/wordml/cex" xmlns:w16cid="http://schemas.microsoft.com/office/word/2016/wordml/cid" xmlns:w16="http://schemas.microsoft.com/office/word/2018/wordml" xmlns:w16du="http://schemas.microsoft.com/office/word/2023/wordml/word16du" xmlns:w16sdtdh="http://schemas.microsoft.com/office/word/2020/wordml/sdtdatahash" xmlns:w16sdtfl="http://schemas.microsoft.com/office/word/2024/wordml/sdtformatlock" xmlns:w16se="http://schemas.microsoft.com/office/word/2015/wordml/symex" xmlns:wpg="http://schemas.microsoft.com/office/word/2010/wordprocessingGroup" xmlns:wpi="http://schemas.microsoft.com/office/word/2010/wordprocessingInk" xmlns:wne="http://schemas.microsoft.com/office/word/2006/wordml" xmlns:wps="http://schemas.microsoft.com/office/word/2010/wordprocessingShape" mc:Ignorable="w14 w15 w16se w16cid w16 w16cex w16sdtdh w16sdtfl w16du wp14">
+  <w:abstractNum w:abstractNumId="0" w15:restartNumberingAfterBreak="0">
+    <w:nsid w:val="0FA26F18"/>
+    <w:multiLevelType w:val="multilevel"/>
+    <w:tmpl w:val="73FC2AE0"/>
+    <w:lvl w:ilvl="0">
+      <w:start w:val="1"/>
+      <w:numFmt w:val="bullet"/>
+      <w:lvlText w:val=""/>
+      <w:lvlJc w:val="left"/>
+      <w:pPr>
+        <w:tabs>
+          <w:tab w:val="num" w:pos="720"/>
+        </w:tabs>
+        <w:ind w:left="720" w:hanging="360"/>
+      </w:pPr>
+      <w:rPr>
+        <w:rFonts w:ascii="Symbol" w:hAnsi="Symbol" w:hint="default"/>
+        <w:sz w:val="20"/>
+      </w:rPr>
+    </w:lvl>
+    <w:lvl w:ilvl="1" w:tentative="1">
+      <w:start w:val="1"/>
+      <w:numFmt w:val="bullet"/>
+      <w:lvlText w:val="o"/>
+      <w:lvlJc w:val="left"/>
+      <w:pPr>
+        <w:tabs>
+          <w:tab w:val="num" w:pos="1440"/>
+        </w:tabs>
+        <w:ind w:left="1440" w:hanging="360"/>
+      </w:pPr>
+      <w:rPr>
+        <w:rFonts w:ascii="Courier New" w:hAnsi="Courier New" w:hint="default"/>
+        <w:sz w:val="20"/>
+      </w:rPr>
+    </w:lvl>
+    <w:lvl w:ilvl="2" w:tentative="1">
+      <w:start w:val="1"/>
+      <w:numFmt w:val="bullet"/>
+      <w:lvlText w:val=""/>
+      <w:lvlJc w:val="left"/>
+      <w:pPr>
+        <w:tabs>
+          <w:tab w:val="num" w:pos="2160"/>
+        </w:tabs>
+        <w:ind w:left="2160" w:hanging="360"/>
+      </w:pPr>
+      <w:rPr>
+        <w:rFonts w:ascii="Wingdings" w:hAnsi="Wingdings" w:hint="default"/>
+        <w:sz w:val="20"/>
+      </w:rPr>
+    </w:lvl>
+    <w:lvl w:ilvl="3" w:tentative="1">
+      <w:start w:val="1"/>
+      <w:numFmt w:val="bullet"/>
+      <w:lvlText w:val=""/>
+      <w:lvlJc w:val="left"/>
+      <w:pPr>
+        <w:tabs>
+          <w:tab w:val="num" w:pos="2880"/>
+        </w:tabs>
+        <w:ind w:left="2880" w:hanging="360"/>
+      </w:pPr>
+      <w:rPr>
+        <w:rFonts w:ascii="Wingdings" w:hAnsi="Wingdings" w:hint="default"/>
+        <w:sz w:val="20"/>
+      </w:rPr>
+    </w:lvl>
+    <w:lvl w:ilvl="4" w:tentative="1">
+      <w:start w:val="1"/>
+      <w:numFmt w:val="bullet"/>
+      <w:lvlText w:val=""/>
+      <w:lvlJc w:val="left"/>
+      <w:pPr>
+        <w:tabs>
+          <w:tab w:val="num" w:pos="3600"/>
+        </w:tabs>
+        <w:ind w:left="3600" w:hanging="360"/>
+      </w:pPr>
+      <w:rPr>
+        <w:rFonts w:ascii="Wingdings" w:hAnsi="Wingdings" w:hint="default"/>
+        <w:sz w:val="20"/>
+      </w:rPr>
+    </w:lvl>
+    <w:lvl w:ilvl="5" w:tentative="1">
+      <w:start w:val="1"/>
+      <w:numFmt w:val="bullet"/>
+      <w:lvlText w:val=""/>
+      <w:lvlJc w:val="left"/>
+      <w:pPr>
+        <w:tabs>
+          <w:tab w:val="num" w:pos="4320"/>
+        </w:tabs>
+        <w:ind w:left="4320" w:hanging="360"/>
+      </w:pPr>
+      <w:rPr>
+        <w:rFonts w:ascii="Wingdings" w:hAnsi="Wingdings" w:hint="default"/>
+        <w:sz w:val="20"/>
+      </w:rPr>
+    </w:lvl>
+    <w:lvl w:ilvl="6" w:tentative="1">
+      <w:start w:val="1"/>
+      <w:numFmt w:val="bullet"/>
+      <w:lvlText w:val=""/>
+      <w:lvlJc w:val="left"/>
+      <w:pPr>
+        <w:tabs>
+          <w:tab w:val="num" w:pos="5040"/>
+        </w:tabs>
+        <w:ind w:left="5040" w:hanging="360"/>
+      </w:pPr>
+      <w:rPr>
+        <w:rFonts w:ascii="Wingdings" w:hAnsi="Wingdings" w:hint="default"/>
+        <w:sz w:val="20"/>
+      </w:rPr>
+    </w:lvl>
+    <w:lvl w:ilvl="7" w:tentative="1">
+      <w:start w:val="1"/>
+      <w:numFmt w:val="bullet"/>
+      <w:lvlText w:val=""/>
+      <w:lvlJc w:val="left"/>
+      <w:pPr>
+        <w:tabs>
+          <w:tab w:val="num" w:pos="5760"/>
+        </w:tabs>
+        <w:ind w:left="5760" w:hanging="360"/>
+      </w:pPr>
+      <w:rPr>
+        <w:rFonts w:ascii="Wingdings" w:hAnsi="Wingdings" w:hint="default"/>
+        <w:sz w:val="20"/>
+      </w:rPr>
+    </w:lvl>
+    <w:lvl w:ilvl="8" w:tentative="1">
+      <w:start w:val="1"/>
+      <w:numFmt w:val="bullet"/>
+      <w:lvlText w:val=""/>
+      <w:lvlJc w:val="left"/>
+      <w:pPr>
+        <w:tabs>
+          <w:tab w:val="num" w:pos="6480"/>
+        </w:tabs>
+        <w:ind w:left="6480" w:hanging="360"/>
+      </w:pPr>
+      <w:rPr>
+        <w:rFonts w:ascii="Wingdings" w:hAnsi="Wingdings" w:hint="default"/>
+        <w:sz w:val="20"/>
+      </w:rPr>
+    </w:lvl>
+  </w:abstractNum>
+  <w:abstractNum w:abstractNumId="1" w15:restartNumberingAfterBreak="0">
+    <w:nsid w:val="1EA7344D"/>
+    <w:multiLevelType w:val="multilevel"/>
+    <w:tmpl w:val="77B49408"/>
+    <w:lvl w:ilvl="0">
+      <w:start w:val="1"/>
+      <w:numFmt w:val="bullet"/>
+      <w:lvlText w:val=""/>
+      <w:lvlJc w:val="left"/>
+      <w:pPr>
+        <w:tabs>
+          <w:tab w:val="num" w:pos="720"/>
+        </w:tabs>
+        <w:ind w:left="720" w:hanging="360"/>
+      </w:pPr>
+      <w:rPr>
+        <w:rFonts w:ascii="Symbol" w:hAnsi="Symbol" w:hint="default"/>
+        <w:sz w:val="20"/>
+      </w:rPr>
+    </w:lvl>
+    <w:lvl w:ilvl="1" w:tentative="1">
+      <w:start w:val="1"/>
+      <w:numFmt w:val="bullet"/>
+      <w:lvlText w:val="o"/>
+      <w:lvlJc w:val="left"/>
+      <w:pPr>
+        <w:tabs>
+          <w:tab w:val="num" w:pos="1440"/>
+        </w:tabs>
+        <w:ind w:left="1440" w:hanging="360"/>
+      </w:pPr>
+      <w:rPr>
+        <w:rFonts w:ascii="Courier New" w:hAnsi="Courier New" w:hint="default"/>
+        <w:sz w:val="20"/>
+      </w:rPr>
+    </w:lvl>
+    <w:lvl w:ilvl="2" w:tentative="1">
+      <w:start w:val="1"/>
+      <w:numFmt w:val="bullet"/>
+      <w:lvlText w:val=""/>
+      <w:lvlJc w:val="left"/>
+      <w:pPr>
+        <w:tabs>
+          <w:tab w:val="num" w:pos="2160"/>
+        </w:tabs>
+        <w:ind w:left="2160" w:hanging="360"/>
+      </w:pPr>
+      <w:rPr>
+        <w:rFonts w:ascii="Wingdings" w:hAnsi="Wingdings" w:hint="default"/>
+        <w:sz w:val="20"/>
+      </w:rPr>
+    </w:lvl>
+    <w:lvl w:ilvl="3" w:tentative="1">
+      <w:start w:val="1"/>
+      <w:numFmt w:val="bullet"/>
+      <w:lvlText w:val=""/>
+      <w:lvlJc w:val="left"/>
+      <w:pPr>
+        <w:tabs>
+          <w:tab w:val="num" w:pos="2880"/>
+        </w:tabs>
+        <w:ind w:left="2880" w:hanging="360"/>
+      </w:pPr>
+      <w:rPr>
+        <w:rFonts w:ascii="Wingdings" w:hAnsi="Wingdings" w:hint="default"/>
+        <w:sz w:val="20"/>
+      </w:rPr>
+    </w:lvl>
+    <w:lvl w:ilvl="4" w:tentative="1">
+      <w:start w:val="1"/>
+      <w:numFmt w:val="bullet"/>
+      <w:lvlText w:val=""/>
+      <w:lvlJc w:val="left"/>
+      <w:pPr>
+        <w:tabs>
+          <w:tab w:val="num" w:pos="3600"/>
+        </w:tabs>
+        <w:ind w:left="3600" w:hanging="360"/>
+      </w:pPr>
+      <w:rPr>
+        <w:rFonts w:ascii="Wingdings" w:hAnsi="Wingdings" w:hint="default"/>
+        <w:sz w:val="20"/>
+      </w:rPr>
+    </w:lvl>
+    <w:lvl w:ilvl="5" w:tentative="1">
+      <w:start w:val="1"/>
+      <w:numFmt w:val="bullet"/>
+      <w:lvlText w:val=""/>
+      <w:lvlJc w:val="left"/>
+      <w:pPr>
+        <w:tabs>
+          <w:tab w:val="num" w:pos="4320"/>
+        </w:tabs>
+        <w:ind w:left="4320" w:hanging="360"/>
+      </w:pPr>
+      <w:rPr>
+        <w:rFonts w:ascii="Wingdings" w:hAnsi="Wingdings" w:hint="default"/>
+        <w:sz w:val="20"/>
+      </w:rPr>
+    </w:lvl>
+    <w:lvl w:ilvl="6" w:tentative="1">
+      <w:start w:val="1"/>
+      <w:numFmt w:val="bullet"/>
+      <w:lvlText w:val=""/>
+      <w:lvlJc w:val="left"/>
+      <w:pPr>
+        <w:tabs>
+          <w:tab w:val="num" w:pos="5040"/>
+        </w:tabs>
+        <w:ind w:left="5040" w:hanging="360"/>
+      </w:pPr>
+      <w:rPr>
+        <w:rFonts w:ascii="Wingdings" w:hAnsi="Wingdings" w:hint="default"/>
+        <w:sz w:val="20"/>
+      </w:rPr>
+    </w:lvl>
+    <w:lvl w:ilvl="7" w:tentative="1">
+      <w:start w:val="1"/>
+      <w:numFmt w:val="bullet"/>
+      <w:lvlText w:val=""/>
+      <w:lvlJc w:val="left"/>
+      <w:pPr>
+        <w:tabs>
+          <w:tab w:val="num" w:pos="5760"/>
+        </w:tabs>
+        <w:ind w:left="5760" w:hanging="360"/>
+      </w:pPr>
+      <w:rPr>
+        <w:rFonts w:ascii="Wingdings" w:hAnsi="Wingdings" w:hint="default"/>
+        <w:sz w:val="20"/>
+      </w:rPr>
+    </w:lvl>
+    <w:lvl w:ilvl="8" w:tentative="1">
+      <w:start w:val="1"/>
+      <w:numFmt w:val="bullet"/>
+      <w:lvlText w:val=""/>
+      <w:lvlJc w:val="left"/>
+      <w:pPr>
+        <w:tabs>
+          <w:tab w:val="num" w:pos="6480"/>
+        </w:tabs>
+        <w:ind w:left="6480" w:hanging="360"/>
+      </w:pPr>
+      <w:rPr>
+        <w:rFonts w:ascii="Wingdings" w:hAnsi="Wingdings" w:hint="default"/>
+        <w:sz w:val="20"/>
+      </w:rPr>
+    </w:lvl>
+  </w:abstractNum>
+  <w:abstractNum w:abstractNumId="2" w15:restartNumberingAfterBreak="0">
+    <w:nsid w:val="1F315ED2"/>
+    <w:multiLevelType w:val="multilevel"/>
+    <w:tmpl w:val="CF0A55C4"/>
+    <w:lvl w:ilvl="0">
+      <w:start w:val="1"/>
+      <w:numFmt w:val="bullet"/>
+      <w:lvlText w:val=""/>
+      <w:lvlJc w:val="left"/>
+      <w:pPr>
+        <w:tabs>
+          <w:tab w:val="num" w:pos="720"/>
+        </w:tabs>
+        <w:ind w:left="720" w:hanging="360"/>
+      </w:pPr>
+      <w:rPr>
+        <w:rFonts w:ascii="Symbol" w:hAnsi="Symbol" w:hint="default"/>
+        <w:sz w:val="20"/>
+      </w:rPr>
+    </w:lvl>
+    <w:lvl w:ilvl="1" w:tentative="1">
+      <w:start w:val="1"/>
+      <w:numFmt w:val="bullet"/>
+      <w:lvlText w:val="o"/>
+      <w:lvlJc w:val="left"/>
+      <w:pPr>
+        <w:tabs>
+          <w:tab w:val="num" w:pos="1440"/>
+        </w:tabs>
+        <w:ind w:left="1440" w:hanging="360"/>
+      </w:pPr>
+      <w:rPr>
+        <w:rFonts w:ascii="Courier New" w:hAnsi="Courier New" w:hint="default"/>
+        <w:sz w:val="20"/>
+      </w:rPr>
+    </w:lvl>
+    <w:lvl w:ilvl="2" w:tentative="1">
+      <w:start w:val="1"/>
+      <w:numFmt w:val="bullet"/>
+      <w:lvlText w:val=""/>
+      <w:lvlJc w:val="left"/>
+      <w:pPr>
+        <w:tabs>
+          <w:tab w:val="num" w:pos="2160"/>
+        </w:tabs>
+        <w:ind w:left="2160" w:hanging="360"/>
+      </w:pPr>
+      <w:rPr>
+        <w:rFonts w:ascii="Wingdings" w:hAnsi="Wingdings" w:hint="default"/>
+        <w:sz w:val="20"/>
+      </w:rPr>
+    </w:lvl>
+    <w:lvl w:ilvl="3" w:tentative="1">
+      <w:start w:val="1"/>
+      <w:numFmt w:val="bullet"/>
+      <w:lvlText w:val=""/>
+      <w:lvlJc w:val="left"/>
+      <w:pPr>
+        <w:tabs>
+          <w:tab w:val="num" w:pos="2880"/>
+        </w:tabs>
+        <w:ind w:left="2880" w:hanging="360"/>
+      </w:pPr>
+      <w:rPr>
+        <w:rFonts w:ascii="Wingdings" w:hAnsi="Wingdings" w:hint="default"/>
+        <w:sz w:val="20"/>
+      </w:rPr>
+    </w:lvl>
+    <w:lvl w:ilvl="4" w:tentative="1">
+      <w:start w:val="1"/>
+      <w:numFmt w:val="bullet"/>
+      <w:lvlText w:val=""/>
+      <w:lvlJc w:val="left"/>
+      <w:pPr>
+        <w:tabs>
+          <w:tab w:val="num" w:pos="3600"/>
+        </w:tabs>
+        <w:ind w:left="3600" w:hanging="360"/>
+      </w:pPr>
+      <w:rPr>
+        <w:rFonts w:ascii="Wingdings" w:hAnsi="Wingdings" w:hint="default"/>
+        <w:sz w:val="20"/>
+      </w:rPr>
+    </w:lvl>
+    <w:lvl w:ilvl="5" w:tentative="1">
+      <w:start w:val="1"/>
+      <w:numFmt w:val="bullet"/>
+      <w:lvlText w:val=""/>
+      <w:lvlJc w:val="left"/>
+      <w:pPr>
+        <w:tabs>
+          <w:tab w:val="num" w:pos="4320"/>
+        </w:tabs>
+        <w:ind w:left="4320" w:hanging="360"/>
+      </w:pPr>
+      <w:rPr>
+        <w:rFonts w:ascii="Wingdings" w:hAnsi="Wingdings" w:hint="default"/>
+        <w:sz w:val="20"/>
+      </w:rPr>
+    </w:lvl>
+    <w:lvl w:ilvl="6" w:tentative="1">
+      <w:start w:val="1"/>
+      <w:numFmt w:val="bullet"/>
+      <w:lvlText w:val=""/>
+      <w:lvlJc w:val="left"/>
+      <w:pPr>
+        <w:tabs>
+          <w:tab w:val="num" w:pos="5040"/>
+        </w:tabs>
+        <w:ind w:left="5040" w:hanging="360"/>
+      </w:pPr>
+      <w:rPr>
+        <w:rFonts w:ascii="Wingdings" w:hAnsi="Wingdings" w:hint="default"/>
+        <w:sz w:val="20"/>
+      </w:rPr>
+    </w:lvl>
+    <w:lvl w:ilvl="7" w:tentative="1">
+      <w:start w:val="1"/>
+      <w:numFmt w:val="bullet"/>
+      <w:lvlText w:val=""/>
+      <w:lvlJc w:val="left"/>
+      <w:pPr>
+        <w:tabs>
+          <w:tab w:val="num" w:pos="5760"/>
+        </w:tabs>
+        <w:ind w:left="5760" w:hanging="360"/>
+      </w:pPr>
+      <w:rPr>
+        <w:rFonts w:ascii="Wingdings" w:hAnsi="Wingdings" w:hint="default"/>
+        <w:sz w:val="20"/>
+      </w:rPr>
+    </w:lvl>
+    <w:lvl w:ilvl="8" w:tentative="1">
+      <w:start w:val="1"/>
+      <w:numFmt w:val="bullet"/>
+      <w:lvlText w:val=""/>
+      <w:lvlJc w:val="left"/>
+      <w:pPr>
+        <w:tabs>
+          <w:tab w:val="num" w:pos="6480"/>
+        </w:tabs>
+        <w:ind w:left="6480" w:hanging="360"/>
+      </w:pPr>
+      <w:rPr>
+        <w:rFonts w:ascii="Wingdings" w:hAnsi="Wingdings" w:hint="default"/>
+        <w:sz w:val="20"/>
+      </w:rPr>
+    </w:lvl>
+  </w:abstractNum>
+  <w:abstractNum w:abstractNumId="3" w15:restartNumberingAfterBreak="0">
+    <w:nsid w:val="20947A27"/>
+    <w:multiLevelType w:val="multilevel"/>
+    <w:tmpl w:val="EE8058C4"/>
+    <w:lvl w:ilvl="0">
+      <w:start w:val="1"/>
+      <w:numFmt w:val="bullet"/>
+      <w:lvlText w:val=""/>
+      <w:lvlJc w:val="left"/>
+      <w:pPr>
+        <w:tabs>
+          <w:tab w:val="num" w:pos="720"/>
+        </w:tabs>
+        <w:ind w:left="720" w:hanging="360"/>
+      </w:pPr>
+      <w:rPr>
+        <w:rFonts w:ascii="Symbol" w:hAnsi="Symbol" w:hint="default"/>
+        <w:sz w:val="20"/>
+      </w:rPr>
+    </w:lvl>
+    <w:lvl w:ilvl="1" w:tentative="1">
+      <w:start w:val="1"/>
+      <w:numFmt w:val="bullet"/>
+      <w:lvlText w:val="o"/>
+      <w:lvlJc w:val="left"/>
+      <w:pPr>
+        <w:tabs>
+          <w:tab w:val="num" w:pos="1440"/>
+        </w:tabs>
+        <w:ind w:left="1440" w:hanging="360"/>
+      </w:pPr>
+      <w:rPr>
+        <w:rFonts w:ascii="Courier New" w:hAnsi="Courier New" w:hint="default"/>
+        <w:sz w:val="20"/>
+      </w:rPr>
+    </w:lvl>
+    <w:lvl w:ilvl="2" w:tentative="1">
+      <w:start w:val="1"/>
+      <w:numFmt w:val="bullet"/>
+      <w:lvlText w:val=""/>
+      <w:lvlJc w:val="left"/>
+      <w:pPr>
+        <w:tabs>
+          <w:tab w:val="num" w:pos="2160"/>
+        </w:tabs>
+        <w:ind w:left="2160" w:hanging="360"/>
+      </w:pPr>
+      <w:rPr>
+        <w:rFonts w:ascii="Wingdings" w:hAnsi="Wingdings" w:hint="default"/>
+        <w:sz w:val="20"/>
+      </w:rPr>
+    </w:lvl>
+    <w:lvl w:ilvl="3" w:tentative="1">
+      <w:start w:val="1"/>
+      <w:numFmt w:val="bullet"/>
+      <w:lvlText w:val=""/>
+      <w:lvlJc w:val="left"/>
+      <w:pPr>
+        <w:tabs>
+          <w:tab w:val="num" w:pos="2880"/>
+        </w:tabs>
+        <w:ind w:left="2880" w:hanging="360"/>
+      </w:pPr>
+      <w:rPr>
+        <w:rFonts w:ascii="Wingdings" w:hAnsi="Wingdings" w:hint="default"/>
+        <w:sz w:val="20"/>
+      </w:rPr>
+    </w:lvl>
+    <w:lvl w:ilvl="4" w:tentative="1">
+      <w:start w:val="1"/>
+      <w:numFmt w:val="bullet"/>
+      <w:lvlText w:val=""/>
+      <w:lvlJc w:val="left"/>
+      <w:pPr>
+        <w:tabs>
+          <w:tab w:val="num" w:pos="3600"/>
+        </w:tabs>
+        <w:ind w:left="3600" w:hanging="360"/>
+      </w:pPr>
+      <w:rPr>
+        <w:rFonts w:ascii="Wingdings" w:hAnsi="Wingdings" w:hint="default"/>
+        <w:sz w:val="20"/>
+      </w:rPr>
+    </w:lvl>
+    <w:lvl w:ilvl="5" w:tentative="1">
+      <w:start w:val="1"/>
+      <w:numFmt w:val="bullet"/>
+      <w:lvlText w:val=""/>
+      <w:lvlJc w:val="left"/>
+      <w:pPr>
+        <w:tabs>
+          <w:tab w:val="num" w:pos="4320"/>
+        </w:tabs>
+        <w:ind w:left="4320" w:hanging="360"/>
+      </w:pPr>
+      <w:rPr>
+        <w:rFonts w:ascii="Wingdings" w:hAnsi="Wingdings" w:hint="default"/>
+        <w:sz w:val="20"/>
+      </w:rPr>
+    </w:lvl>
+    <w:lvl w:ilvl="6" w:tentative="1">
+      <w:start w:val="1"/>
+      <w:numFmt w:val="bullet"/>
+      <w:lvlText w:val=""/>
+      <w:lvlJc w:val="left"/>
+      <w:pPr>
+        <w:tabs>
+          <w:tab w:val="num" w:pos="5040"/>
+        </w:tabs>
+        <w:ind w:left="5040" w:hanging="360"/>
+      </w:pPr>
+      <w:rPr>
+        <w:rFonts w:ascii="Wingdings" w:hAnsi="Wingdings" w:hint="default"/>
+        <w:sz w:val="20"/>
+      </w:rPr>
+    </w:lvl>
+    <w:lvl w:ilvl="7" w:tentative="1">
+      <w:start w:val="1"/>
+      <w:numFmt w:val="bullet"/>
+      <w:lvlText w:val=""/>
+      <w:lvlJc w:val="left"/>
+      <w:pPr>
+        <w:tabs>
+          <w:tab w:val="num" w:pos="5760"/>
+        </w:tabs>
+        <w:ind w:left="5760" w:hanging="360"/>
+      </w:pPr>
+      <w:rPr>
+        <w:rFonts w:ascii="Wingdings" w:hAnsi="Wingdings" w:hint="default"/>
+        <w:sz w:val="20"/>
+      </w:rPr>
+    </w:lvl>
+    <w:lvl w:ilvl="8" w:tentative="1">
+      <w:start w:val="1"/>
+      <w:numFmt w:val="bullet"/>
+      <w:lvlText w:val=""/>
+      <w:lvlJc w:val="left"/>
+      <w:pPr>
+        <w:tabs>
+          <w:tab w:val="num" w:pos="6480"/>
+        </w:tabs>
+        <w:ind w:left="6480" w:hanging="360"/>
+      </w:pPr>
+      <w:rPr>
+        <w:rFonts w:ascii="Wingdings" w:hAnsi="Wingdings" w:hint="default"/>
+        <w:sz w:val="20"/>
+      </w:rPr>
+    </w:lvl>
+  </w:abstractNum>
+  <w:abstractNum w:abstractNumId="4" w15:restartNumberingAfterBreak="0">
+    <w:nsid w:val="300B5BE4"/>
+    <w:multiLevelType w:val="multilevel"/>
+    <w:tmpl w:val="0F9E9812"/>
+    <w:lvl w:ilvl="0">
+      <w:start w:val="1"/>
+      <w:numFmt w:val="bullet"/>
+      <w:lvlText w:val=""/>
+      <w:lvlJc w:val="left"/>
+      <w:pPr>
+        <w:tabs>
+          <w:tab w:val="num" w:pos="720"/>
+        </w:tabs>
+        <w:ind w:left="720" w:hanging="360"/>
+      </w:pPr>
+      <w:rPr>
+        <w:rFonts w:ascii="Symbol" w:hAnsi="Symbol" w:hint="default"/>
+        <w:sz w:val="20"/>
+      </w:rPr>
+    </w:lvl>
+    <w:lvl w:ilvl="1" w:tentative="1">
+      <w:start w:val="1"/>
+      <w:numFmt w:val="bullet"/>
+      <w:lvlText w:val="o"/>
+      <w:lvlJc w:val="left"/>
+      <w:pPr>
+        <w:tabs>
+          <w:tab w:val="num" w:pos="1440"/>
+        </w:tabs>
+        <w:ind w:left="1440" w:hanging="360"/>
+      </w:pPr>
+      <w:rPr>
+        <w:rFonts w:ascii="Courier New" w:hAnsi="Courier New" w:hint="default"/>
+        <w:sz w:val="20"/>
+      </w:rPr>
+    </w:lvl>
+    <w:lvl w:ilvl="2" w:tentative="1">
+      <w:start w:val="1"/>
+      <w:numFmt w:val="bullet"/>
+      <w:lvlText w:val=""/>
+      <w:lvlJc w:val="left"/>
+      <w:pPr>
+        <w:tabs>
+          <w:tab w:val="num" w:pos="2160"/>
+        </w:tabs>
+        <w:ind w:left="2160" w:hanging="360"/>
+      </w:pPr>
+      <w:rPr>
+        <w:rFonts w:ascii="Wingdings" w:hAnsi="Wingdings" w:hint="default"/>
+        <w:sz w:val="20"/>
+      </w:rPr>
+    </w:lvl>
+    <w:lvl w:ilvl="3" w:tentative="1">
+      <w:start w:val="1"/>
+      <w:numFmt w:val="bullet"/>
+      <w:lvlText w:val=""/>
+      <w:lvlJc w:val="left"/>
+      <w:pPr>
+        <w:tabs>
+          <w:tab w:val="num" w:pos="2880"/>
+        </w:tabs>
+        <w:ind w:left="2880" w:hanging="360"/>
+      </w:pPr>
+      <w:rPr>
+        <w:rFonts w:ascii="Wingdings" w:hAnsi="Wingdings" w:hint="default"/>
+        <w:sz w:val="20"/>
+      </w:rPr>
+    </w:lvl>
+    <w:lvl w:ilvl="4" w:tentative="1">
+      <w:start w:val="1"/>
+      <w:numFmt w:val="bullet"/>
+      <w:lvlText w:val=""/>
+      <w:lvlJc w:val="left"/>
+      <w:pPr>
+        <w:tabs>
+          <w:tab w:val="num" w:pos="3600"/>
+        </w:tabs>
+        <w:ind w:left="3600" w:hanging="360"/>
+      </w:pPr>
+      <w:rPr>
+        <w:rFonts w:ascii="Wingdings" w:hAnsi="Wingdings" w:hint="default"/>
+        <w:sz w:val="20"/>
+      </w:rPr>
+    </w:lvl>
+    <w:lvl w:ilvl="5" w:tentative="1">
+      <w:start w:val="1"/>
+      <w:numFmt w:val="bullet"/>
+      <w:lvlText w:val=""/>
+      <w:lvlJc w:val="left"/>
+      <w:pPr>
+        <w:tabs>
+          <w:tab w:val="num" w:pos="4320"/>
+        </w:tabs>
+        <w:ind w:left="4320" w:hanging="360"/>
+      </w:pPr>
+      <w:rPr>
+        <w:rFonts w:ascii="Wingdings" w:hAnsi="Wingdings" w:hint="default"/>
+        <w:sz w:val="20"/>
+      </w:rPr>
+    </w:lvl>
+    <w:lvl w:ilvl="6" w:tentative="1">
+      <w:start w:val="1"/>
+      <w:numFmt w:val="bullet"/>
+      <w:lvlText w:val=""/>
+      <w:lvlJc w:val="left"/>
+      <w:pPr>
+        <w:tabs>
+          <w:tab w:val="num" w:pos="5040"/>
+        </w:tabs>
+        <w:ind w:left="5040" w:hanging="360"/>
+      </w:pPr>
+      <w:rPr>
+        <w:rFonts w:ascii="Wingdings" w:hAnsi="Wingdings" w:hint="default"/>
+        <w:sz w:val="20"/>
+      </w:rPr>
+    </w:lvl>
+    <w:lvl w:ilvl="7" w:tentative="1">
+      <w:start w:val="1"/>
+      <w:numFmt w:val="bullet"/>
+      <w:lvlText w:val=""/>
+      <w:lvlJc w:val="left"/>
+      <w:pPr>
+        <w:tabs>
+          <w:tab w:val="num" w:pos="5760"/>
+        </w:tabs>
+        <w:ind w:left="5760" w:hanging="360"/>
+      </w:pPr>
+      <w:rPr>
+        <w:rFonts w:ascii="Wingdings" w:hAnsi="Wingdings" w:hint="default"/>
+        <w:sz w:val="20"/>
+      </w:rPr>
+    </w:lvl>
+    <w:lvl w:ilvl="8" w:tentative="1">
+      <w:start w:val="1"/>
+      <w:numFmt w:val="bullet"/>
+      <w:lvlText w:val=""/>
+      <w:lvlJc w:val="left"/>
+      <w:pPr>
+        <w:tabs>
+          <w:tab w:val="num" w:pos="6480"/>
+        </w:tabs>
+        <w:ind w:left="6480" w:hanging="360"/>
+      </w:pPr>
+      <w:rPr>
+        <w:rFonts w:ascii="Wingdings" w:hAnsi="Wingdings" w:hint="default"/>
+        <w:sz w:val="20"/>
+      </w:rPr>
+    </w:lvl>
+  </w:abstractNum>
+  <w:abstractNum w:abstractNumId="5" w15:restartNumberingAfterBreak="0">
+    <w:nsid w:val="30BA056C"/>
+    <w:multiLevelType w:val="multilevel"/>
+    <w:tmpl w:val="445866B6"/>
+    <w:lvl w:ilvl="0">
+      <w:start w:val="1"/>
+      <w:numFmt w:val="bullet"/>
+      <w:lvlText w:val=""/>
+      <w:lvlJc w:val="left"/>
+      <w:pPr>
+        <w:tabs>
+          <w:tab w:val="num" w:pos="720"/>
+        </w:tabs>
+        <w:ind w:left="720" w:hanging="360"/>
+      </w:pPr>
+      <w:rPr>
+        <w:rFonts w:ascii="Symbol" w:hAnsi="Symbol" w:hint="default"/>
+        <w:sz w:val="20"/>
+      </w:rPr>
+    </w:lvl>
+    <w:lvl w:ilvl="1" w:tentative="1">
+      <w:start w:val="1"/>
+      <w:numFmt w:val="bullet"/>
+      <w:lvlText w:val="o"/>
+      <w:lvlJc w:val="left"/>
+      <w:pPr>
+        <w:tabs>
+          <w:tab w:val="num" w:pos="1440"/>
+        </w:tabs>
+        <w:ind w:left="1440" w:hanging="360"/>
+      </w:pPr>
+      <w:rPr>
+        <w:rFonts w:ascii="Courier New" w:hAnsi="Courier New" w:hint="default"/>
+        <w:sz w:val="20"/>
+      </w:rPr>
+    </w:lvl>
+    <w:lvl w:ilvl="2" w:tentative="1">
+      <w:start w:val="1"/>
+      <w:numFmt w:val="bullet"/>
+      <w:lvlText w:val=""/>
+      <w:lvlJc w:val="left"/>
+      <w:pPr>
+        <w:tabs>
+          <w:tab w:val="num" w:pos="2160"/>
+        </w:tabs>
+        <w:ind w:left="2160" w:hanging="360"/>
+      </w:pPr>
+      <w:rPr>
+        <w:rFonts w:ascii="Wingdings" w:hAnsi="Wingdings" w:hint="default"/>
+        <w:sz w:val="20"/>
+      </w:rPr>
+    </w:lvl>
+    <w:lvl w:ilvl="3" w:tentative="1">
+      <w:start w:val="1"/>
+      <w:numFmt w:val="bullet"/>
+      <w:lvlText w:val=""/>
+      <w:lvlJc w:val="left"/>
+      <w:pPr>
+        <w:tabs>
+          <w:tab w:val="num" w:pos="2880"/>
+        </w:tabs>
+        <w:ind w:left="2880" w:hanging="360"/>
+      </w:pPr>
+      <w:rPr>
+        <w:rFonts w:ascii="Wingdings" w:hAnsi="Wingdings" w:hint="default"/>
+        <w:sz w:val="20"/>
+      </w:rPr>
+    </w:lvl>
+    <w:lvl w:ilvl="4" w:tentative="1">
+      <w:start w:val="1"/>
+      <w:numFmt w:val="bullet"/>
+      <w:lvlText w:val=""/>
+      <w:lvlJc w:val="left"/>
+      <w:pPr>
+        <w:tabs>
+          <w:tab w:val="num" w:pos="3600"/>
+        </w:tabs>
+        <w:ind w:left="3600" w:hanging="360"/>
+      </w:pPr>
+      <w:rPr>
+        <w:rFonts w:ascii="Wingdings" w:hAnsi="Wingdings" w:hint="default"/>
+        <w:sz w:val="20"/>
+      </w:rPr>
+    </w:lvl>
+    <w:lvl w:ilvl="5" w:tentative="1">
+      <w:start w:val="1"/>
+      <w:numFmt w:val="bullet"/>
+      <w:lvlText w:val=""/>
+      <w:lvlJc w:val="left"/>
+      <w:pPr>
+        <w:tabs>
+          <w:tab w:val="num" w:pos="4320"/>
+        </w:tabs>
+        <w:ind w:left="4320" w:hanging="360"/>
+      </w:pPr>
+      <w:rPr>
+        <w:rFonts w:ascii="Wingdings" w:hAnsi="Wingdings" w:hint="default"/>
+        <w:sz w:val="20"/>
+      </w:rPr>
+    </w:lvl>
+    <w:lvl w:ilvl="6" w:tentative="1">
+      <w:start w:val="1"/>
+      <w:numFmt w:val="bullet"/>
+      <w:lvlText w:val=""/>
+      <w:lvlJc w:val="left"/>
+      <w:pPr>
+        <w:tabs>
+          <w:tab w:val="num" w:pos="5040"/>
+        </w:tabs>
+        <w:ind w:left="5040" w:hanging="360"/>
+      </w:pPr>
+      <w:rPr>
+        <w:rFonts w:ascii="Wingdings" w:hAnsi="Wingdings" w:hint="default"/>
+        <w:sz w:val="20"/>
+      </w:rPr>
+    </w:lvl>
+    <w:lvl w:ilvl="7" w:tentative="1">
+      <w:start w:val="1"/>
+      <w:numFmt w:val="bullet"/>
+      <w:lvlText w:val=""/>
+      <w:lvlJc w:val="left"/>
+      <w:pPr>
+        <w:tabs>
+          <w:tab w:val="num" w:pos="5760"/>
+        </w:tabs>
+        <w:ind w:left="5760" w:hanging="360"/>
+      </w:pPr>
+      <w:rPr>
+        <w:rFonts w:ascii="Wingdings" w:hAnsi="Wingdings" w:hint="default"/>
+        <w:sz w:val="20"/>
+      </w:rPr>
+    </w:lvl>
+    <w:lvl w:ilvl="8" w:tentative="1">
+      <w:start w:val="1"/>
+      <w:numFmt w:val="bullet"/>
+      <w:lvlText w:val=""/>
+      <w:lvlJc w:val="left"/>
+      <w:pPr>
+        <w:tabs>
+          <w:tab w:val="num" w:pos="6480"/>
+        </w:tabs>
+        <w:ind w:left="6480" w:hanging="360"/>
+      </w:pPr>
+      <w:rPr>
+        <w:rFonts w:ascii="Wingdings" w:hAnsi="Wingdings" w:hint="default"/>
+        <w:sz w:val="20"/>
+      </w:rPr>
+    </w:lvl>
+  </w:abstractNum>
+  <w:abstractNum w:abstractNumId="6" w15:restartNumberingAfterBreak="0">
+    <w:nsid w:val="35E84367"/>
+    <w:multiLevelType w:val="multilevel"/>
+    <w:tmpl w:val="2156468C"/>
+    <w:lvl w:ilvl="0">
+      <w:start w:val="1"/>
+      <w:numFmt w:val="bullet"/>
+      <w:lvlText w:val=""/>
+      <w:lvlJc w:val="left"/>
+      <w:pPr>
+        <w:tabs>
+          <w:tab w:val="num" w:pos="720"/>
+        </w:tabs>
+        <w:ind w:left="720" w:hanging="360"/>
+      </w:pPr>
+      <w:rPr>
+        <w:rFonts w:ascii="Symbol" w:hAnsi="Symbol" w:hint="default"/>
+        <w:sz w:val="20"/>
+      </w:rPr>
+    </w:lvl>
+    <w:lvl w:ilvl="1" w:tentative="1">
+      <w:start w:val="1"/>
+      <w:numFmt w:val="bullet"/>
+      <w:lvlText w:val="o"/>
+      <w:lvlJc w:val="left"/>
+      <w:pPr>
+        <w:tabs>
+          <w:tab w:val="num" w:pos="1440"/>
+        </w:tabs>
+        <w:ind w:left="1440" w:hanging="360"/>
+      </w:pPr>
+      <w:rPr>
+        <w:rFonts w:ascii="Courier New" w:hAnsi="Courier New" w:hint="default"/>
+        <w:sz w:val="20"/>
+      </w:rPr>
+    </w:lvl>
+    <w:lvl w:ilvl="2" w:tentative="1">
+      <w:start w:val="1"/>
+      <w:numFmt w:val="bullet"/>
+      <w:lvlText w:val=""/>
+      <w:lvlJc w:val="left"/>
+      <w:pPr>
+        <w:tabs>
+          <w:tab w:val="num" w:pos="2160"/>
+        </w:tabs>
+        <w:ind w:left="2160" w:hanging="360"/>
+      </w:pPr>
+      <w:rPr>
+        <w:rFonts w:ascii="Wingdings" w:hAnsi="Wingdings" w:hint="default"/>
+        <w:sz w:val="20"/>
+      </w:rPr>
+    </w:lvl>
+    <w:lvl w:ilvl="3" w:tentative="1">
+      <w:start w:val="1"/>
+      <w:numFmt w:val="bullet"/>
+      <w:lvlText w:val=""/>
+      <w:lvlJc w:val="left"/>
+      <w:pPr>
+        <w:tabs>
+          <w:tab w:val="num" w:pos="2880"/>
+        </w:tabs>
+        <w:ind w:left="2880" w:hanging="360"/>
+      </w:pPr>
+      <w:rPr>
+        <w:rFonts w:ascii="Wingdings" w:hAnsi="Wingdings" w:hint="default"/>
+        <w:sz w:val="20"/>
+      </w:rPr>
+    </w:lvl>
+    <w:lvl w:ilvl="4" w:tentative="1">
+      <w:start w:val="1"/>
+      <w:numFmt w:val="bullet"/>
+      <w:lvlText w:val=""/>
+      <w:lvlJc w:val="left"/>
+      <w:pPr>
+        <w:tabs>
+          <w:tab w:val="num" w:pos="3600"/>
+        </w:tabs>
+        <w:ind w:left="3600" w:hanging="360"/>
+      </w:pPr>
+      <w:rPr>
+        <w:rFonts w:ascii="Wingdings" w:hAnsi="Wingdings" w:hint="default"/>
+        <w:sz w:val="20"/>
+      </w:rPr>
+    </w:lvl>
+    <w:lvl w:ilvl="5" w:tentative="1">
+      <w:start w:val="1"/>
+      <w:numFmt w:val="bullet"/>
+      <w:lvlText w:val=""/>
+      <w:lvlJc w:val="left"/>
+      <w:pPr>
+        <w:tabs>
+          <w:tab w:val="num" w:pos="4320"/>
+        </w:tabs>
+        <w:ind w:left="4320" w:hanging="360"/>
+      </w:pPr>
+      <w:rPr>
+        <w:rFonts w:ascii="Wingdings" w:hAnsi="Wingdings" w:hint="default"/>
+        <w:sz w:val="20"/>
+      </w:rPr>
+    </w:lvl>
+    <w:lvl w:ilvl="6" w:tentative="1">
+      <w:start w:val="1"/>
+      <w:numFmt w:val="bullet"/>
+      <w:lvlText w:val=""/>
+      <w:lvlJc w:val="left"/>
+      <w:pPr>
+        <w:tabs>
+          <w:tab w:val="num" w:pos="5040"/>
+        </w:tabs>
+        <w:ind w:left="5040" w:hanging="360"/>
+      </w:pPr>
+      <w:rPr>
+        <w:rFonts w:ascii="Wingdings" w:hAnsi="Wingdings" w:hint="default"/>
+        <w:sz w:val="20"/>
+      </w:rPr>
+    </w:lvl>
+    <w:lvl w:ilvl="7" w:tentative="1">
+      <w:start w:val="1"/>
+      <w:numFmt w:val="bullet"/>
+      <w:lvlText w:val=""/>
+      <w:lvlJc w:val="left"/>
+      <w:pPr>
+        <w:tabs>
+          <w:tab w:val="num" w:pos="5760"/>
+        </w:tabs>
+        <w:ind w:left="5760" w:hanging="360"/>
+      </w:pPr>
+      <w:rPr>
+        <w:rFonts w:ascii="Wingdings" w:hAnsi="Wingdings" w:hint="default"/>
+        <w:sz w:val="20"/>
+      </w:rPr>
+    </w:lvl>
+    <w:lvl w:ilvl="8" w:tentative="1">
+      <w:start w:val="1"/>
+      <w:numFmt w:val="bullet"/>
+      <w:lvlText w:val=""/>
+      <w:lvlJc w:val="left"/>
+      <w:pPr>
+        <w:tabs>
+          <w:tab w:val="num" w:pos="6480"/>
+        </w:tabs>
+        <w:ind w:left="6480" w:hanging="360"/>
+      </w:pPr>
+      <w:rPr>
+        <w:rFonts w:ascii="Wingdings" w:hAnsi="Wingdings" w:hint="default"/>
+        <w:sz w:val="20"/>
+      </w:rPr>
+    </w:lvl>
+  </w:abstractNum>
+  <w:abstractNum w:abstractNumId="7" w15:restartNumberingAfterBreak="0">
+    <w:nsid w:val="3C4A1A91"/>
+    <w:multiLevelType w:val="multilevel"/>
+    <w:tmpl w:val="B9F680EC"/>
+    <w:lvl w:ilvl="0">
+      <w:start w:val="1"/>
+      <w:numFmt w:val="bullet"/>
+      <w:lvlText w:val=""/>
+      <w:lvlJc w:val="left"/>
+      <w:pPr>
+        <w:tabs>
+          <w:tab w:val="num" w:pos="720"/>
+        </w:tabs>
+        <w:ind w:left="720" w:hanging="360"/>
+      </w:pPr>
+      <w:rPr>
+        <w:rFonts w:ascii="Symbol" w:hAnsi="Symbol" w:hint="default"/>
+        <w:sz w:val="20"/>
+      </w:rPr>
+    </w:lvl>
+    <w:lvl w:ilvl="1" w:tentative="1">
+      <w:start w:val="1"/>
+      <w:numFmt w:val="bullet"/>
+      <w:lvlText w:val="o"/>
+      <w:lvlJc w:val="left"/>
+      <w:pPr>
+        <w:tabs>
+          <w:tab w:val="num" w:pos="1440"/>
+        </w:tabs>
+        <w:ind w:left="1440" w:hanging="360"/>
+      </w:pPr>
+      <w:rPr>
+        <w:rFonts w:ascii="Courier New" w:hAnsi="Courier New" w:hint="default"/>
+        <w:sz w:val="20"/>
+      </w:rPr>
+    </w:lvl>
+    <w:lvl w:ilvl="2" w:tentative="1">
+      <w:start w:val="1"/>
+      <w:numFmt w:val="bullet"/>
+      <w:lvlText w:val=""/>
+      <w:lvlJc w:val="left"/>
+      <w:pPr>
+        <w:tabs>
+          <w:tab w:val="num" w:pos="2160"/>
+        </w:tabs>
+        <w:ind w:left="2160" w:hanging="360"/>
+      </w:pPr>
+      <w:rPr>
+        <w:rFonts w:ascii="Wingdings" w:hAnsi="Wingdings" w:hint="default"/>
+        <w:sz w:val="20"/>
+      </w:rPr>
+    </w:lvl>
+    <w:lvl w:ilvl="3" w:tentative="1">
+      <w:start w:val="1"/>
+      <w:numFmt w:val="bullet"/>
+      <w:lvlText w:val=""/>
+      <w:lvlJc w:val="left"/>
+      <w:pPr>
+        <w:tabs>
+          <w:tab w:val="num" w:pos="2880"/>
+        </w:tabs>
+        <w:ind w:left="2880" w:hanging="360"/>
+      </w:pPr>
+      <w:rPr>
+        <w:rFonts w:ascii="Wingdings" w:hAnsi="Wingdings" w:hint="default"/>
+        <w:sz w:val="20"/>
+      </w:rPr>
+    </w:lvl>
+    <w:lvl w:ilvl="4" w:tentative="1">
+      <w:start w:val="1"/>
+      <w:numFmt w:val="bullet"/>
+      <w:lvlText w:val=""/>
+      <w:lvlJc w:val="left"/>
+      <w:pPr>
+        <w:tabs>
+          <w:tab w:val="num" w:pos="3600"/>
+        </w:tabs>
+        <w:ind w:left="3600" w:hanging="360"/>
+      </w:pPr>
+      <w:rPr>
+        <w:rFonts w:ascii="Wingdings" w:hAnsi="Wingdings" w:hint="default"/>
+        <w:sz w:val="20"/>
+      </w:rPr>
+    </w:lvl>
+    <w:lvl w:ilvl="5" w:tentative="1">
+      <w:start w:val="1"/>
+      <w:numFmt w:val="bullet"/>
+      <w:lvlText w:val=""/>
+      <w:lvlJc w:val="left"/>
+      <w:pPr>
+        <w:tabs>
+          <w:tab w:val="num" w:pos="4320"/>
+        </w:tabs>
+        <w:ind w:left="4320" w:hanging="360"/>
+      </w:pPr>
+      <w:rPr>
+        <w:rFonts w:ascii="Wingdings" w:hAnsi="Wingdings" w:hint="default"/>
+        <w:sz w:val="20"/>
+      </w:rPr>
+    </w:lvl>
+    <w:lvl w:ilvl="6" w:tentative="1">
+      <w:start w:val="1"/>
+      <w:numFmt w:val="bullet"/>
+      <w:lvlText w:val=""/>
+      <w:lvlJc w:val="left"/>
+      <w:pPr>
+        <w:tabs>
+          <w:tab w:val="num" w:pos="5040"/>
+        </w:tabs>
+        <w:ind w:left="5040" w:hanging="360"/>
+      </w:pPr>
+      <w:rPr>
+        <w:rFonts w:ascii="Wingdings" w:hAnsi="Wingdings" w:hint="default"/>
+        <w:sz w:val="20"/>
+      </w:rPr>
+    </w:lvl>
+    <w:lvl w:ilvl="7" w:tentative="1">
+      <w:start w:val="1"/>
+      <w:numFmt w:val="bullet"/>
+      <w:lvlText w:val=""/>
+      <w:lvlJc w:val="left"/>
+      <w:pPr>
+        <w:tabs>
+          <w:tab w:val="num" w:pos="5760"/>
+        </w:tabs>
+        <w:ind w:left="5760" w:hanging="360"/>
+      </w:pPr>
+      <w:rPr>
+        <w:rFonts w:ascii="Wingdings" w:hAnsi="Wingdings" w:hint="default"/>
+        <w:sz w:val="20"/>
+      </w:rPr>
+    </w:lvl>
+    <w:lvl w:ilvl="8" w:tentative="1">
+      <w:start w:val="1"/>
+      <w:numFmt w:val="bullet"/>
+      <w:lvlText w:val=""/>
+      <w:lvlJc w:val="left"/>
+      <w:pPr>
+        <w:tabs>
+          <w:tab w:val="num" w:pos="6480"/>
+        </w:tabs>
+        <w:ind w:left="6480" w:hanging="360"/>
+      </w:pPr>
+      <w:rPr>
+        <w:rFonts w:ascii="Wingdings" w:hAnsi="Wingdings" w:hint="default"/>
+        <w:sz w:val="20"/>
+      </w:rPr>
+    </w:lvl>
+  </w:abstractNum>
+  <w:abstractNum w:abstractNumId="8" w15:restartNumberingAfterBreak="0">
+    <w:nsid w:val="4487413A"/>
+    <w:multiLevelType w:val="multilevel"/>
+    <w:tmpl w:val="1DDCDA9A"/>
+    <w:lvl w:ilvl="0">
+      <w:start w:val="1"/>
+      <w:numFmt w:val="bullet"/>
+      <w:lvlText w:val=""/>
+      <w:lvlJc w:val="left"/>
+      <w:pPr>
+        <w:tabs>
+          <w:tab w:val="num" w:pos="720"/>
+        </w:tabs>
+        <w:ind w:left="720" w:hanging="360"/>
+      </w:pPr>
+      <w:rPr>
+        <w:rFonts w:ascii="Symbol" w:hAnsi="Symbol" w:hint="default"/>
+        <w:sz w:val="20"/>
+      </w:rPr>
+    </w:lvl>
+    <w:lvl w:ilvl="1" w:tentative="1">
+      <w:start w:val="1"/>
+      <w:numFmt w:val="bullet"/>
+      <w:lvlText w:val="o"/>
+      <w:lvlJc w:val="left"/>
+      <w:pPr>
+        <w:tabs>
+          <w:tab w:val="num" w:pos="1440"/>
+        </w:tabs>
+        <w:ind w:left="1440" w:hanging="360"/>
+      </w:pPr>
+      <w:rPr>
+        <w:rFonts w:ascii="Courier New" w:hAnsi="Courier New" w:hint="default"/>
+        <w:sz w:val="20"/>
+      </w:rPr>
+    </w:lvl>
+    <w:lvl w:ilvl="2" w:tentative="1">
+      <w:start w:val="1"/>
+      <w:numFmt w:val="bullet"/>
+      <w:lvlText w:val=""/>
+      <w:lvlJc w:val="left"/>
+      <w:pPr>
+        <w:tabs>
+          <w:tab w:val="num" w:pos="2160"/>
+        </w:tabs>
+        <w:ind w:left="2160" w:hanging="360"/>
+      </w:pPr>
+      <w:rPr>
+        <w:rFonts w:ascii="Wingdings" w:hAnsi="Wingdings" w:hint="default"/>
+        <w:sz w:val="20"/>
+      </w:rPr>
+    </w:lvl>
+    <w:lvl w:ilvl="3" w:tentative="1">
+      <w:start w:val="1"/>
+      <w:numFmt w:val="bullet"/>
+      <w:lvlText w:val=""/>
+      <w:lvlJc w:val="left"/>
+      <w:pPr>
+        <w:tabs>
+          <w:tab w:val="num" w:pos="2880"/>
+        </w:tabs>
+        <w:ind w:left="2880" w:hanging="360"/>
+      </w:pPr>
+      <w:rPr>
+        <w:rFonts w:ascii="Wingdings" w:hAnsi="Wingdings" w:hint="default"/>
+        <w:sz w:val="20"/>
+      </w:rPr>
+    </w:lvl>
+    <w:lvl w:ilvl="4" w:tentative="1">
+      <w:start w:val="1"/>
+      <w:numFmt w:val="bullet"/>
+      <w:lvlText w:val=""/>
+      <w:lvlJc w:val="left"/>
+      <w:pPr>
+        <w:tabs>
+          <w:tab w:val="num" w:pos="3600"/>
+        </w:tabs>
+        <w:ind w:left="3600" w:hanging="360"/>
+      </w:pPr>
+      <w:rPr>
+        <w:rFonts w:ascii="Wingdings" w:hAnsi="Wingdings" w:hint="default"/>
+        <w:sz w:val="20"/>
+      </w:rPr>
+    </w:lvl>
+    <w:lvl w:ilvl="5" w:tentative="1">
+      <w:start w:val="1"/>
+      <w:numFmt w:val="bullet"/>
+      <w:lvlText w:val=""/>
+      <w:lvlJc w:val="left"/>
+      <w:pPr>
+        <w:tabs>
+          <w:tab w:val="num" w:pos="4320"/>
+        </w:tabs>
+        <w:ind w:left="4320" w:hanging="360"/>
+      </w:pPr>
+      <w:rPr>
+        <w:rFonts w:ascii="Wingdings" w:hAnsi="Wingdings" w:hint="default"/>
+        <w:sz w:val="20"/>
+      </w:rPr>
+    </w:lvl>
+    <w:lvl w:ilvl="6" w:tentative="1">
+      <w:start w:val="1"/>
+      <w:numFmt w:val="bullet"/>
+      <w:lvlText w:val=""/>
+      <w:lvlJc w:val="left"/>
+      <w:pPr>
+        <w:tabs>
+          <w:tab w:val="num" w:pos="5040"/>
+        </w:tabs>
+        <w:ind w:left="5040" w:hanging="360"/>
+      </w:pPr>
+      <w:rPr>
+        <w:rFonts w:ascii="Wingdings" w:hAnsi="Wingdings" w:hint="default"/>
+        <w:sz w:val="20"/>
+      </w:rPr>
+    </w:lvl>
+    <w:lvl w:ilvl="7" w:tentative="1">
+      <w:start w:val="1"/>
+      <w:numFmt w:val="bullet"/>
+      <w:lvlText w:val=""/>
+      <w:lvlJc w:val="left"/>
+      <w:pPr>
+        <w:tabs>
+          <w:tab w:val="num" w:pos="5760"/>
+        </w:tabs>
+        <w:ind w:left="5760" w:hanging="360"/>
+      </w:pPr>
+      <w:rPr>
+        <w:rFonts w:ascii="Wingdings" w:hAnsi="Wingdings" w:hint="default"/>
+        <w:sz w:val="20"/>
+      </w:rPr>
+    </w:lvl>
+    <w:lvl w:ilvl="8" w:tentative="1">
+      <w:start w:val="1"/>
+      <w:numFmt w:val="bullet"/>
+      <w:lvlText w:val=""/>
+      <w:lvlJc w:val="left"/>
+      <w:pPr>
+        <w:tabs>
+          <w:tab w:val="num" w:pos="6480"/>
+        </w:tabs>
+        <w:ind w:left="6480" w:hanging="360"/>
+      </w:pPr>
+      <w:rPr>
+        <w:rFonts w:ascii="Wingdings" w:hAnsi="Wingdings" w:hint="default"/>
+        <w:sz w:val="20"/>
+      </w:rPr>
+    </w:lvl>
+  </w:abstractNum>
+  <w:abstractNum w:abstractNumId="9" w15:restartNumberingAfterBreak="0">
+    <w:nsid w:val="497A0FCD"/>
+    <w:multiLevelType w:val="multilevel"/>
+    <w:tmpl w:val="C172D106"/>
+    <w:lvl w:ilvl="0">
+      <w:start w:val="1"/>
+      <w:numFmt w:val="bullet"/>
+      <w:lvlText w:val=""/>
+      <w:lvlJc w:val="left"/>
+      <w:pPr>
+        <w:tabs>
+          <w:tab w:val="num" w:pos="720"/>
+        </w:tabs>
+        <w:ind w:left="720" w:hanging="360"/>
+      </w:pPr>
+      <w:rPr>
+        <w:rFonts w:ascii="Symbol" w:hAnsi="Symbol" w:hint="default"/>
+        <w:sz w:val="20"/>
+      </w:rPr>
+    </w:lvl>
+    <w:lvl w:ilvl="1" w:tentative="1">
+      <w:start w:val="1"/>
+      <w:numFmt w:val="bullet"/>
+      <w:lvlText w:val="o"/>
+      <w:lvlJc w:val="left"/>
+      <w:pPr>
+        <w:tabs>
+          <w:tab w:val="num" w:pos="1440"/>
+        </w:tabs>
+        <w:ind w:left="1440" w:hanging="360"/>
+      </w:pPr>
+      <w:rPr>
+        <w:rFonts w:ascii="Courier New" w:hAnsi="Courier New" w:hint="default"/>
+        <w:sz w:val="20"/>
+      </w:rPr>
+    </w:lvl>
+    <w:lvl w:ilvl="2" w:tentative="1">
+      <w:start w:val="1"/>
+      <w:numFmt w:val="bullet"/>
+      <w:lvlText w:val=""/>
+      <w:lvlJc w:val="left"/>
+      <w:pPr>
+        <w:tabs>
+          <w:tab w:val="num" w:pos="2160"/>
+        </w:tabs>
+        <w:ind w:left="2160" w:hanging="360"/>
+      </w:pPr>
+      <w:rPr>
+        <w:rFonts w:ascii="Wingdings" w:hAnsi="Wingdings" w:hint="default"/>
+        <w:sz w:val="20"/>
+      </w:rPr>
+    </w:lvl>
+    <w:lvl w:ilvl="3" w:tentative="1">
+      <w:start w:val="1"/>
+      <w:numFmt w:val="bullet"/>
+      <w:lvlText w:val=""/>
+      <w:lvlJc w:val="left"/>
+      <w:pPr>
+        <w:tabs>
+          <w:tab w:val="num" w:pos="2880"/>
+        </w:tabs>
+        <w:ind w:left="2880" w:hanging="360"/>
+      </w:pPr>
+      <w:rPr>
+        <w:rFonts w:ascii="Wingdings" w:hAnsi="Wingdings" w:hint="default"/>
+        <w:sz w:val="20"/>
+      </w:rPr>
+    </w:lvl>
+    <w:lvl w:ilvl="4" w:tentative="1">
+      <w:start w:val="1"/>
+      <w:numFmt w:val="bullet"/>
+      <w:lvlText w:val=""/>
+      <w:lvlJc w:val="left"/>
+      <w:pPr>
+        <w:tabs>
+          <w:tab w:val="num" w:pos="3600"/>
+        </w:tabs>
+        <w:ind w:left="3600" w:hanging="360"/>
+      </w:pPr>
+      <w:rPr>
+        <w:rFonts w:ascii="Wingdings" w:hAnsi="Wingdings" w:hint="default"/>
+        <w:sz w:val="20"/>
+      </w:rPr>
+    </w:lvl>
+    <w:lvl w:ilvl="5" w:tentative="1">
+      <w:start w:val="1"/>
+      <w:numFmt w:val="bullet"/>
+      <w:lvlText w:val=""/>
+      <w:lvlJc w:val="left"/>
+      <w:pPr>
+        <w:tabs>
+          <w:tab w:val="num" w:pos="4320"/>
+        </w:tabs>
+        <w:ind w:left="4320" w:hanging="360"/>
+      </w:pPr>
+      <w:rPr>
+        <w:rFonts w:ascii="Wingdings" w:hAnsi="Wingdings" w:hint="default"/>
+        <w:sz w:val="20"/>
+      </w:rPr>
+    </w:lvl>
+    <w:lvl w:ilvl="6" w:tentative="1">
+      <w:start w:val="1"/>
+      <w:numFmt w:val="bullet"/>
+      <w:lvlText w:val=""/>
+      <w:lvlJc w:val="left"/>
+      <w:pPr>
+        <w:tabs>
+          <w:tab w:val="num" w:pos="5040"/>
+        </w:tabs>
+        <w:ind w:left="5040" w:hanging="360"/>
+      </w:pPr>
+      <w:rPr>
+        <w:rFonts w:ascii="Wingdings" w:hAnsi="Wingdings" w:hint="default"/>
+        <w:sz w:val="20"/>
+      </w:rPr>
+    </w:lvl>
+    <w:lvl w:ilvl="7" w:tentative="1">
+      <w:start w:val="1"/>
+      <w:numFmt w:val="bullet"/>
+      <w:lvlText w:val=""/>
+      <w:lvlJc w:val="left"/>
+      <w:pPr>
+        <w:tabs>
+          <w:tab w:val="num" w:pos="5760"/>
+        </w:tabs>
+        <w:ind w:left="5760" w:hanging="360"/>
+      </w:pPr>
+      <w:rPr>
+        <w:rFonts w:ascii="Wingdings" w:hAnsi="Wingdings" w:hint="default"/>
+        <w:sz w:val="20"/>
+      </w:rPr>
+    </w:lvl>
+    <w:lvl w:ilvl="8" w:tentative="1">
+      <w:start w:val="1"/>
+      <w:numFmt w:val="bullet"/>
+      <w:lvlText w:val=""/>
+      <w:lvlJc w:val="left"/>
+      <w:pPr>
+        <w:tabs>
+          <w:tab w:val="num" w:pos="6480"/>
+        </w:tabs>
+        <w:ind w:left="6480" w:hanging="360"/>
+      </w:pPr>
+      <w:rPr>
+        <w:rFonts w:ascii="Wingdings" w:hAnsi="Wingdings" w:hint="default"/>
+        <w:sz w:val="20"/>
+      </w:rPr>
+    </w:lvl>
+  </w:abstractNum>
+  <w:abstractNum w:abstractNumId="10" w15:restartNumberingAfterBreak="0">
+    <w:nsid w:val="5C4A4374"/>
+    <w:multiLevelType w:val="multilevel"/>
+    <w:tmpl w:val="FF26227E"/>
+    <w:lvl w:ilvl="0">
+      <w:start w:val="1"/>
+      <w:numFmt w:val="bullet"/>
+      <w:lvlText w:val=""/>
+      <w:lvlJc w:val="left"/>
+      <w:pPr>
+        <w:tabs>
+          <w:tab w:val="num" w:pos="720"/>
+        </w:tabs>
+        <w:ind w:left="720" w:hanging="360"/>
+      </w:pPr>
+      <w:rPr>
+        <w:rFonts w:ascii="Symbol" w:hAnsi="Symbol" w:hint="default"/>
+        <w:sz w:val="20"/>
+      </w:rPr>
+    </w:lvl>
+    <w:lvl w:ilvl="1" w:tentative="1">
+      <w:start w:val="1"/>
+      <w:numFmt w:val="bullet"/>
+      <w:lvlText w:val="o"/>
+      <w:lvlJc w:val="left"/>
+      <w:pPr>
+        <w:tabs>
+          <w:tab w:val="num" w:pos="1440"/>
+        </w:tabs>
+        <w:ind w:left="1440" w:hanging="360"/>
+      </w:pPr>
+      <w:rPr>
+        <w:rFonts w:ascii="Courier New" w:hAnsi="Courier New" w:hint="default"/>
+        <w:sz w:val="20"/>
+      </w:rPr>
+    </w:lvl>
+    <w:lvl w:ilvl="2" w:tentative="1">
+      <w:start w:val="1"/>
+      <w:numFmt w:val="bullet"/>
+      <w:lvlText w:val=""/>
+      <w:lvlJc w:val="left"/>
+      <w:pPr>
+        <w:tabs>
+          <w:tab w:val="num" w:pos="2160"/>
+        </w:tabs>
+        <w:ind w:left="2160" w:hanging="360"/>
+      </w:pPr>
+      <w:rPr>
+        <w:rFonts w:ascii="Wingdings" w:hAnsi="Wingdings" w:hint="default"/>
+        <w:sz w:val="20"/>
+      </w:rPr>
+    </w:lvl>
+    <w:lvl w:ilvl="3" w:tentative="1">
+      <w:start w:val="1"/>
+      <w:numFmt w:val="bullet"/>
+      <w:lvlText w:val=""/>
+      <w:lvlJc w:val="left"/>
+      <w:pPr>
+        <w:tabs>
+          <w:tab w:val="num" w:pos="2880"/>
+        </w:tabs>
+        <w:ind w:left="2880" w:hanging="360"/>
+      </w:pPr>
+      <w:rPr>
+        <w:rFonts w:ascii="Wingdings" w:hAnsi="Wingdings" w:hint="default"/>
+        <w:sz w:val="20"/>
+      </w:rPr>
+    </w:lvl>
+    <w:lvl w:ilvl="4" w:tentative="1">
+      <w:start w:val="1"/>
+      <w:numFmt w:val="bullet"/>
+      <w:lvlText w:val=""/>
+      <w:lvlJc w:val="left"/>
+      <w:pPr>
+        <w:tabs>
+          <w:tab w:val="num" w:pos="3600"/>
+        </w:tabs>
+        <w:ind w:left="3600" w:hanging="360"/>
+      </w:pPr>
+      <w:rPr>
+        <w:rFonts w:ascii="Wingdings" w:hAnsi="Wingdings" w:hint="default"/>
+        <w:sz w:val="20"/>
+      </w:rPr>
+    </w:lvl>
+    <w:lvl w:ilvl="5" w:tentative="1">
+      <w:start w:val="1"/>
+      <w:numFmt w:val="bullet"/>
+      <w:lvlText w:val=""/>
+      <w:lvlJc w:val="left"/>
+      <w:pPr>
+        <w:tabs>
+          <w:tab w:val="num" w:pos="4320"/>
+        </w:tabs>
+        <w:ind w:left="4320" w:hanging="360"/>
+      </w:pPr>
+      <w:rPr>
+        <w:rFonts w:ascii="Wingdings" w:hAnsi="Wingdings" w:hint="default"/>
+        <w:sz w:val="20"/>
+      </w:rPr>
+    </w:lvl>
+    <w:lvl w:ilvl="6" w:tentative="1">
+      <w:start w:val="1"/>
+      <w:numFmt w:val="bullet"/>
+      <w:lvlText w:val=""/>
+      <w:lvlJc w:val="left"/>
+      <w:pPr>
+        <w:tabs>
+          <w:tab w:val="num" w:pos="5040"/>
+        </w:tabs>
+        <w:ind w:left="5040" w:hanging="360"/>
+      </w:pPr>
+      <w:rPr>
+        <w:rFonts w:ascii="Wingdings" w:hAnsi="Wingdings" w:hint="default"/>
+        <w:sz w:val="20"/>
+      </w:rPr>
+    </w:lvl>
+    <w:lvl w:ilvl="7" w:tentative="1">
+      <w:start w:val="1"/>
+      <w:numFmt w:val="bullet"/>
+      <w:lvlText w:val=""/>
+      <w:lvlJc w:val="left"/>
+      <w:pPr>
+        <w:tabs>
+          <w:tab w:val="num" w:pos="5760"/>
+        </w:tabs>
+        <w:ind w:left="5760" w:hanging="360"/>
+      </w:pPr>
+      <w:rPr>
+        <w:rFonts w:ascii="Wingdings" w:hAnsi="Wingdings" w:hint="default"/>
+        <w:sz w:val="20"/>
+      </w:rPr>
+    </w:lvl>
+    <w:lvl w:ilvl="8" w:tentative="1">
+      <w:start w:val="1"/>
+      <w:numFmt w:val="bullet"/>
+      <w:lvlText w:val=""/>
+      <w:lvlJc w:val="left"/>
+      <w:pPr>
+        <w:tabs>
+          <w:tab w:val="num" w:pos="6480"/>
+        </w:tabs>
+        <w:ind w:left="6480" w:hanging="360"/>
+      </w:pPr>
+      <w:rPr>
+        <w:rFonts w:ascii="Wingdings" w:hAnsi="Wingdings" w:hint="default"/>
+        <w:sz w:val="20"/>
+      </w:rPr>
+    </w:lvl>
+  </w:abstractNum>
+  <w:abstractNum w:abstractNumId="11" w15:restartNumberingAfterBreak="0">
+    <w:nsid w:val="62D12580"/>
+    <w:multiLevelType w:val="multilevel"/>
+    <w:tmpl w:val="B0E85130"/>
+    <w:lvl w:ilvl="0">
+      <w:start w:val="1"/>
+      <w:numFmt w:val="bullet"/>
+      <w:lvlText w:val=""/>
+      <w:lvlJc w:val="left"/>
+      <w:pPr>
+        <w:tabs>
+          <w:tab w:val="num" w:pos="720"/>
+        </w:tabs>
+        <w:ind w:left="720" w:hanging="360"/>
+      </w:pPr>
+      <w:rPr>
+        <w:rFonts w:ascii="Symbol" w:hAnsi="Symbol" w:hint="default"/>
+        <w:sz w:val="20"/>
+      </w:rPr>
+    </w:lvl>
+    <w:lvl w:ilvl="1" w:tentative="1">
+      <w:start w:val="1"/>
+      <w:numFmt w:val="bullet"/>
+      <w:lvlText w:val="o"/>
+      <w:lvlJc w:val="left"/>
+      <w:pPr>
+        <w:tabs>
+          <w:tab w:val="num" w:pos="1440"/>
+        </w:tabs>
+        <w:ind w:left="1440" w:hanging="360"/>
+      </w:pPr>
+      <w:rPr>
+        <w:rFonts w:ascii="Courier New" w:hAnsi="Courier New" w:hint="default"/>
+        <w:sz w:val="20"/>
+      </w:rPr>
+    </w:lvl>
+    <w:lvl w:ilvl="2" w:tentative="1">
+      <w:start w:val="1"/>
+      <w:numFmt w:val="bullet"/>
+      <w:lvlText w:val=""/>
+      <w:lvlJc w:val="left"/>
+      <w:pPr>
+        <w:tabs>
+          <w:tab w:val="num" w:pos="2160"/>
+        </w:tabs>
+        <w:ind w:left="2160" w:hanging="360"/>
+      </w:pPr>
+      <w:rPr>
+        <w:rFonts w:ascii="Wingdings" w:hAnsi="Wingdings" w:hint="default"/>
+        <w:sz w:val="20"/>
+      </w:rPr>
+    </w:lvl>
+    <w:lvl w:ilvl="3" w:tentative="1">
+      <w:start w:val="1"/>
+      <w:numFmt w:val="bullet"/>
+      <w:lvlText w:val=""/>
+      <w:lvlJc w:val="left"/>
+      <w:pPr>
+        <w:tabs>
+          <w:tab w:val="num" w:pos="2880"/>
+        </w:tabs>
+        <w:ind w:left="2880" w:hanging="360"/>
+      </w:pPr>
+      <w:rPr>
+        <w:rFonts w:ascii="Wingdings" w:hAnsi="Wingdings" w:hint="default"/>
+        <w:sz w:val="20"/>
+      </w:rPr>
+    </w:lvl>
+    <w:lvl w:ilvl="4" w:tentative="1">
+      <w:start w:val="1"/>
+      <w:numFmt w:val="bullet"/>
+      <w:lvlText w:val=""/>
+      <w:lvlJc w:val="left"/>
+      <w:pPr>
+        <w:tabs>
+          <w:tab w:val="num" w:pos="3600"/>
+        </w:tabs>
+        <w:ind w:left="3600" w:hanging="360"/>
+      </w:pPr>
+      <w:rPr>
+        <w:rFonts w:ascii="Wingdings" w:hAnsi="Wingdings" w:hint="default"/>
+        <w:sz w:val="20"/>
+      </w:rPr>
+    </w:lvl>
+    <w:lvl w:ilvl="5" w:tentative="1">
+      <w:start w:val="1"/>
+      <w:numFmt w:val="bullet"/>
+      <w:lvlText w:val=""/>
+      <w:lvlJc w:val="left"/>
+      <w:pPr>
+        <w:tabs>
+          <w:tab w:val="num" w:pos="4320"/>
+        </w:tabs>
+        <w:ind w:left="4320" w:hanging="360"/>
+      </w:pPr>
+      <w:rPr>
+        <w:rFonts w:ascii="Wingdings" w:hAnsi="Wingdings" w:hint="default"/>
+        <w:sz w:val="20"/>
+      </w:rPr>
+    </w:lvl>
+    <w:lvl w:ilvl="6" w:tentative="1">
+      <w:start w:val="1"/>
+      <w:numFmt w:val="bullet"/>
+      <w:lvlText w:val=""/>
+      <w:lvlJc w:val="left"/>
+      <w:pPr>
+        <w:tabs>
+          <w:tab w:val="num" w:pos="5040"/>
+        </w:tabs>
+        <w:ind w:left="5040" w:hanging="360"/>
+      </w:pPr>
+      <w:rPr>
+        <w:rFonts w:ascii="Wingdings" w:hAnsi="Wingdings" w:hint="default"/>
+        <w:sz w:val="20"/>
+      </w:rPr>
+    </w:lvl>
+    <w:lvl w:ilvl="7" w:tentative="1">
+      <w:start w:val="1"/>
+      <w:numFmt w:val="bullet"/>
+      <w:lvlText w:val=""/>
+      <w:lvlJc w:val="left"/>
+      <w:pPr>
+        <w:tabs>
+          <w:tab w:val="num" w:pos="5760"/>
+        </w:tabs>
+        <w:ind w:left="5760" w:hanging="360"/>
+      </w:pPr>
+      <w:rPr>
+        <w:rFonts w:ascii="Wingdings" w:hAnsi="Wingdings" w:hint="default"/>
+        <w:sz w:val="20"/>
+      </w:rPr>
+    </w:lvl>
+    <w:lvl w:ilvl="8" w:tentative="1">
+      <w:start w:val="1"/>
+      <w:numFmt w:val="bullet"/>
+      <w:lvlText w:val=""/>
+      <w:lvlJc w:val="left"/>
+      <w:pPr>
+        <w:tabs>
+          <w:tab w:val="num" w:pos="6480"/>
+        </w:tabs>
+        <w:ind w:left="6480" w:hanging="360"/>
+      </w:pPr>
+      <w:rPr>
+        <w:rFonts w:ascii="Wingdings" w:hAnsi="Wingdings" w:hint="default"/>
+        <w:sz w:val="20"/>
+      </w:rPr>
+    </w:lvl>
+  </w:abstractNum>
+  <w:abstractNum w:abstractNumId="12" w15:restartNumberingAfterBreak="0">
+    <w:nsid w:val="74E247D4"/>
+    <w:multiLevelType w:val="multilevel"/>
+    <w:tmpl w:val="89143B08"/>
+    <w:lvl w:ilvl="0">
+      <w:start w:val="1"/>
+      <w:numFmt w:val="bullet"/>
+      <w:lvlText w:val=""/>
+      <w:lvlJc w:val="left"/>
+      <w:pPr>
+        <w:tabs>
+          <w:tab w:val="num" w:pos="720"/>
+        </w:tabs>
+        <w:ind w:left="720" w:hanging="360"/>
+      </w:pPr>
+      <w:rPr>
+        <w:rFonts w:ascii="Symbol" w:hAnsi="Symbol" w:hint="default"/>
+        <w:sz w:val="20"/>
+      </w:rPr>
+    </w:lvl>
+    <w:lvl w:ilvl="1" w:tentative="1">
+      <w:start w:val="1"/>
+      <w:numFmt w:val="bullet"/>
+      <w:lvlText w:val="o"/>
+      <w:lvlJc w:val="left"/>
+      <w:pPr>
+        <w:tabs>
+          <w:tab w:val="num" w:pos="1440"/>
+        </w:tabs>
+        <w:ind w:left="1440" w:hanging="360"/>
+      </w:pPr>
+      <w:rPr>
+        <w:rFonts w:ascii="Courier New" w:hAnsi="Courier New" w:hint="default"/>
+        <w:sz w:val="20"/>
+      </w:rPr>
+    </w:lvl>
+    <w:lvl w:ilvl="2" w:tentative="1">
+      <w:start w:val="1"/>
+      <w:numFmt w:val="bullet"/>
+      <w:lvlText w:val=""/>
+      <w:lvlJc w:val="left"/>
+      <w:pPr>
+        <w:tabs>
+          <w:tab w:val="num" w:pos="2160"/>
+        </w:tabs>
+        <w:ind w:left="2160" w:hanging="360"/>
+      </w:pPr>
+      <w:rPr>
+        <w:rFonts w:ascii="Wingdings" w:hAnsi="Wingdings" w:hint="default"/>
+        <w:sz w:val="20"/>
+      </w:rPr>
+    </w:lvl>
+    <w:lvl w:ilvl="3" w:tentative="1">
+      <w:start w:val="1"/>
+      <w:numFmt w:val="bullet"/>
+      <w:lvlText w:val=""/>
+      <w:lvlJc w:val="left"/>
+      <w:pPr>
+        <w:tabs>
+          <w:tab w:val="num" w:pos="2880"/>
+        </w:tabs>
+        <w:ind w:left="2880" w:hanging="360"/>
+      </w:pPr>
+      <w:rPr>
+        <w:rFonts w:ascii="Wingdings" w:hAnsi="Wingdings" w:hint="default"/>
+        <w:sz w:val="20"/>
+      </w:rPr>
+    </w:lvl>
+    <w:lvl w:ilvl="4" w:tentative="1">
+      <w:start w:val="1"/>
+      <w:numFmt w:val="bullet"/>
+      <w:lvlText w:val=""/>
+      <w:lvlJc w:val="left"/>
+      <w:pPr>
+        <w:tabs>
+          <w:tab w:val="num" w:pos="3600"/>
+        </w:tabs>
+        <w:ind w:left="3600" w:hanging="360"/>
+      </w:pPr>
+      <w:rPr>
+        <w:rFonts w:ascii="Wingdings" w:hAnsi="Wingdings" w:hint="default"/>
+        <w:sz w:val="20"/>
+      </w:rPr>
+    </w:lvl>
+    <w:lvl w:ilvl="5" w:tentative="1">
+      <w:start w:val="1"/>
+      <w:numFmt w:val="bullet"/>
+      <w:lvlText w:val=""/>
+      <w:lvlJc w:val="left"/>
+      <w:pPr>
+        <w:tabs>
+          <w:tab w:val="num" w:pos="4320"/>
+        </w:tabs>
+        <w:ind w:left="4320" w:hanging="360"/>
+      </w:pPr>
+      <w:rPr>
+        <w:rFonts w:ascii="Wingdings" w:hAnsi="Wingdings" w:hint="default"/>
+        <w:sz w:val="20"/>
+      </w:rPr>
+    </w:lvl>
+    <w:lvl w:ilvl="6" w:tentative="1">
+      <w:start w:val="1"/>
+      <w:numFmt w:val="bullet"/>
+      <w:lvlText w:val=""/>
+      <w:lvlJc w:val="left"/>
+      <w:pPr>
+        <w:tabs>
+          <w:tab w:val="num" w:pos="5040"/>
+        </w:tabs>
+        <w:ind w:left="5040" w:hanging="360"/>
+      </w:pPr>
+      <w:rPr>
+        <w:rFonts w:ascii="Wingdings" w:hAnsi="Wingdings" w:hint="default"/>
+        <w:sz w:val="20"/>
+      </w:rPr>
+    </w:lvl>
+    <w:lvl w:ilvl="7" w:tentative="1">
+      <w:start w:val="1"/>
+      <w:numFmt w:val="bullet"/>
+      <w:lvlText w:val=""/>
+      <w:lvlJc w:val="left"/>
+      <w:pPr>
+        <w:tabs>
+          <w:tab w:val="num" w:pos="5760"/>
+        </w:tabs>
+        <w:ind w:left="5760" w:hanging="360"/>
+      </w:pPr>
+      <w:rPr>
+        <w:rFonts w:ascii="Wingdings" w:hAnsi="Wingdings" w:hint="default"/>
+        <w:sz w:val="20"/>
+      </w:rPr>
+    </w:lvl>
+    <w:lvl w:ilvl="8" w:tentative="1">
+      <w:start w:val="1"/>
+      <w:numFmt w:val="bullet"/>
+      <w:lvlText w:val=""/>
+      <w:lvlJc w:val="left"/>
+      <w:pPr>
+        <w:tabs>
+          <w:tab w:val="num" w:pos="6480"/>
+        </w:tabs>
+        <w:ind w:left="6480" w:hanging="360"/>
+      </w:pPr>
+      <w:rPr>
+        <w:rFonts w:ascii="Wingdings" w:hAnsi="Wingdings" w:hint="default"/>
+        <w:sz w:val="20"/>
+      </w:rPr>
+    </w:lvl>
+  </w:abstractNum>
+  <w:num w:numId="1" w16cid:durableId="1704820048">
+    <w:abstractNumId w:val="6"/>
+  </w:num>
+  <w:num w:numId="2" w16cid:durableId="1229994662">
+    <w:abstractNumId w:val="4"/>
+  </w:num>
+  <w:num w:numId="3" w16cid:durableId="2017883494">
+    <w:abstractNumId w:val="5"/>
+  </w:num>
+  <w:num w:numId="4" w16cid:durableId="1894272314">
+    <w:abstractNumId w:val="3"/>
+  </w:num>
+  <w:num w:numId="5" w16cid:durableId="1228027632">
+    <w:abstractNumId w:val="10"/>
+  </w:num>
+  <w:num w:numId="6" w16cid:durableId="889533859">
+    <w:abstractNumId w:val="9"/>
+  </w:num>
+  <w:num w:numId="7" w16cid:durableId="271207249">
+    <w:abstractNumId w:val="12"/>
+  </w:num>
+  <w:num w:numId="8" w16cid:durableId="1438675887">
+    <w:abstractNumId w:val="2"/>
+  </w:num>
+  <w:num w:numId="9" w16cid:durableId="37822589">
+    <w:abstractNumId w:val="8"/>
+  </w:num>
+  <w:num w:numId="10" w16cid:durableId="238441794">
+    <w:abstractNumId w:val="0"/>
+  </w:num>
+  <w:num w:numId="11" w16cid:durableId="797339057">
+    <w:abstractNumId w:val="1"/>
+  </w:num>
+  <w:num w:numId="12" w16cid:durableId="2060277079">
+    <w:abstractNumId w:val="11"/>
+  </w:num>
+  <w:num w:numId="13" w16cid:durableId="779229290">
+    <w:abstractNumId w:val="7"/>
+  </w:num>
+</w:numbering>
 </file>
 
 <file path=word/styles.xml><?xml version="1.0" encoding="utf-8"?>
@@ -1084,7 +6412,6 @@
   <w:style w:type="character" w:default="1" w:styleId="Fontepargpadro">
     <w:name w:val="Default Paragraph Font"/>
     <w:uiPriority w:val="1"/>
-    <w:semiHidden/>
     <w:unhideWhenUsed/>
   </w:style>
   <w:style w:type="table" w:default="1" w:styleId="Tabelanormal">
